--- a/docs/deliverables/ITPM_Final_Announcement_Compliance_Matrix.docx
+++ b/docs/deliverables/ITPM_Final_Announcement_Compliance_Matrix.docx
@@ -17,7 +17,30 @@
           <w:sz w:val="48"/>
           <w:rtl w:val="1"/>
         </w:rPr>
-        <w:t>ماتریس انطباق با اعلان نهایی درس</w:t>
+        <w:t>ماتریس انطباق با فایل تحویل نهایی درس</w:t>
+      </w:r>
+    </w:p>
+    <w:p>
+      <w:r>
+        <w:br w:type="page"/>
+      </w:r>
+    </w:p>
+    <w:p>
+      <w:pPr>
+        <w:spacing w:before="320" w:after="160"/>
+        <w:jc w:val="right"/>
+        <w:keepNext/>
+        <w:bidi w:val="1"/>
+      </w:pPr>
+      <w:r>
+        <w:rPr>
+          <w:rFonts w:ascii="Arial" w:hAnsi="Arial" w:cs="Arial"/>
+          <w:b/>
+          <w:color w:val="064E5F"/>
+          <w:sz w:val="32"/>
+          <w:rtl w:val="1"/>
+        </w:rPr>
+        <w:t>بخش اول: ویدئوی ۱۰ دقیقه‌ای - ۲ نمره</w:t>
       </w:r>
     </w:p>
     <w:tbl>
@@ -64,7 +87,7 @@
                 <w:rtl w:val="1"/>
                 <w:rtl w:val="1"/>
               </w:rPr>
-              <w:t>الزام اعلان نهایی</w:t>
+              <w:t>الزام</w:t>
             </w:r>
           </w:p>
         </w:tc>
@@ -95,7 +118,7 @@
                 <w:rtl w:val="1"/>
                 <w:rtl w:val="1"/>
               </w:rPr>
-              <w:t>شاهد پروژه</w:t>
+              <w:t>شاهد آماده</w:t>
             </w:r>
           </w:p>
         </w:tc>
@@ -127,6 +150,1692 @@
                 <w:rtl w:val="1"/>
               </w:rPr>
               <w:t>وضعیت</w:t>
+            </w:r>
+          </w:p>
+        </w:tc>
+        <w:tc>
+          <w:tcPr>
+            <w:tcW w:type="dxa" w:w="2340"/>
+            <w:vAlign w:val="center"/>
+            <w:tcMar>
+              <w:top w:w="100" w:type="dxa"/>
+              <w:start w:w="140" w:type="dxa"/>
+              <w:bottom w:w="100" w:type="dxa"/>
+              <w:end w:w="140" w:type="dxa"/>
+            </w:tcMar>
+            <w:shd w:fill="EAF4F3"/>
+          </w:tcPr>
+          <w:p>
+            <w:pPr>
+              <w:spacing w:before="0" w:after="0" w:line="276" w:lineRule="auto"/>
+              <w:jc w:val="right"/>
+              <w:bidi w:val="1"/>
+            </w:pPr>
+            <w:r>
+              <w:rPr>
+                <w:rFonts w:ascii="Arial" w:hAnsi="Arial" w:cs="Arial"/>
+                <w:b/>
+                <w:color w:val="064E5F"/>
+                <w:sz w:val="19"/>
+                <w:rtl w:val="1"/>
+                <w:rtl w:val="1"/>
+              </w:rPr>
+              <w:t>اقدام انسانی پیش از تحویل</w:t>
+            </w:r>
+          </w:p>
+        </w:tc>
+      </w:tr>
+      <w:tr>
+        <w:tc>
+          <w:tcPr>
+            <w:tcW w:type="dxa" w:w="2340"/>
+            <w:vAlign w:val="center"/>
+            <w:tcMar>
+              <w:top w:w="100" w:type="dxa"/>
+              <w:start w:w="140" w:type="dxa"/>
+              <w:bottom w:w="100" w:type="dxa"/>
+              <w:end w:w="140" w:type="dxa"/>
+            </w:tcMar>
+          </w:tcPr>
+          <w:p>
+            <w:pPr>
+              <w:spacing w:before="0" w:after="0" w:line="276" w:lineRule="auto"/>
+              <w:jc w:val="right"/>
+              <w:bidi w:val="1"/>
+            </w:pPr>
+            <w:r>
+              <w:rPr>
+                <w:rFonts w:ascii="Arial" w:hAnsi="Arial" w:cs="Arial"/>
+                <w:b w:val="0"/>
+                <w:color w:val="15212B"/>
+                <w:sz w:val="19"/>
+                <w:rtl w:val="1"/>
+                <w:rtl w:val="1"/>
+              </w:rPr>
+              <w:t>معرفی موضوع، اهمیت و منفعت اجتماعی</w:t>
+            </w:r>
+          </w:p>
+        </w:tc>
+        <w:tc>
+          <w:tcPr>
+            <w:tcW w:type="dxa" w:w="2340"/>
+            <w:vAlign w:val="center"/>
+            <w:tcMar>
+              <w:top w:w="100" w:type="dxa"/>
+              <w:start w:w="140" w:type="dxa"/>
+              <w:bottom w:w="100" w:type="dxa"/>
+              <w:end w:w="140" w:type="dxa"/>
+            </w:tcMar>
+          </w:tcPr>
+          <w:p>
+            <w:pPr>
+              <w:spacing w:before="0" w:after="0" w:line="276" w:lineRule="auto"/>
+              <w:jc w:val="right"/>
+              <w:bidi w:val="1"/>
+            </w:pPr>
+            <w:r>
+              <w:rPr>
+                <w:rFonts w:ascii="Arial" w:hAnsi="Arial" w:cs="Arial"/>
+                <w:b w:val="0"/>
+                <w:color w:val="15212B"/>
+                <w:sz w:val="19"/>
+                <w:rtl w:val="1"/>
+                <w:rtl w:val="1"/>
+              </w:rPr>
+              <w:t>سناریوی دقیقه ۰ تا ۰:۴۰ و صفحه عمومی اپ</w:t>
+            </w:r>
+          </w:p>
+        </w:tc>
+        <w:tc>
+          <w:tcPr>
+            <w:tcW w:type="dxa" w:w="2340"/>
+            <w:vAlign w:val="center"/>
+            <w:tcMar>
+              <w:top w:w="100" w:type="dxa"/>
+              <w:start w:w="140" w:type="dxa"/>
+              <w:bottom w:w="100" w:type="dxa"/>
+              <w:end w:w="140" w:type="dxa"/>
+            </w:tcMar>
+          </w:tcPr>
+          <w:p>
+            <w:pPr>
+              <w:spacing w:before="0" w:after="0" w:line="276" w:lineRule="auto"/>
+              <w:jc w:val="right"/>
+              <w:bidi w:val="1"/>
+            </w:pPr>
+            <w:r>
+              <w:rPr>
+                <w:rFonts w:ascii="Arial" w:hAnsi="Arial" w:cs="Arial"/>
+                <w:b w:val="0"/>
+                <w:color w:val="15212B"/>
+                <w:sz w:val="19"/>
+                <w:rtl w:val="1"/>
+                <w:rtl w:val="1"/>
+              </w:rPr>
+              <w:t>آماده</w:t>
+            </w:r>
+          </w:p>
+        </w:tc>
+        <w:tc>
+          <w:tcPr>
+            <w:tcW w:type="dxa" w:w="2340"/>
+            <w:vAlign w:val="center"/>
+            <w:tcMar>
+              <w:top w:w="100" w:type="dxa"/>
+              <w:start w:w="140" w:type="dxa"/>
+              <w:bottom w:w="100" w:type="dxa"/>
+              <w:end w:w="140" w:type="dxa"/>
+            </w:tcMar>
+          </w:tcPr>
+          <w:p>
+            <w:pPr>
+              <w:spacing w:before="0" w:after="0" w:line="276" w:lineRule="auto"/>
+              <w:jc w:val="right"/>
+              <w:bidi w:val="1"/>
+            </w:pPr>
+            <w:r>
+              <w:rPr>
+                <w:rFonts w:ascii="Arial" w:hAnsi="Arial" w:cs="Arial"/>
+                <w:b w:val="0"/>
+                <w:color w:val="15212B"/>
+                <w:sz w:val="19"/>
+                <w:rtl w:val="1"/>
+                <w:rtl w:val="1"/>
+              </w:rPr>
+              <w:t>ضبط با متن طبیعی، بدون خواندن خشک</w:t>
+            </w:r>
+          </w:p>
+        </w:tc>
+      </w:tr>
+      <w:tr>
+        <w:tc>
+          <w:tcPr>
+            <w:tcW w:type="dxa" w:w="2340"/>
+            <w:vAlign w:val="center"/>
+            <w:tcMar>
+              <w:top w:w="100" w:type="dxa"/>
+              <w:start w:w="140" w:type="dxa"/>
+              <w:bottom w:w="100" w:type="dxa"/>
+              <w:end w:w="140" w:type="dxa"/>
+            </w:tcMar>
+          </w:tcPr>
+          <w:p>
+            <w:pPr>
+              <w:spacing w:before="0" w:after="0" w:line="276" w:lineRule="auto"/>
+              <w:jc w:val="right"/>
+              <w:bidi w:val="1"/>
+            </w:pPr>
+            <w:r>
+              <w:rPr>
+                <w:rFonts w:ascii="Arial" w:hAnsi="Arial" w:cs="Arial"/>
+                <w:b w:val="0"/>
+                <w:color w:val="15212B"/>
+                <w:sz w:val="19"/>
+                <w:rtl w:val="1"/>
+                <w:rtl w:val="1"/>
+              </w:rPr>
+              <w:t>KPIهای کمی و میزان تحقق</w:t>
+            </w:r>
+          </w:p>
+        </w:tc>
+        <w:tc>
+          <w:tcPr>
+            <w:tcW w:type="dxa" w:w="2340"/>
+            <w:vAlign w:val="center"/>
+            <w:tcMar>
+              <w:top w:w="100" w:type="dxa"/>
+              <w:start w:w="140" w:type="dxa"/>
+              <w:bottom w:w="100" w:type="dxa"/>
+              <w:end w:w="140" w:type="dxa"/>
+            </w:tcMar>
+          </w:tcPr>
+          <w:p>
+            <w:pPr>
+              <w:spacing w:before="0" w:after="0" w:line="276" w:lineRule="auto"/>
+              <w:jc w:val="right"/>
+              <w:bidi w:val="1"/>
+            </w:pPr>
+            <w:r>
+              <w:rPr>
+                <w:rFonts w:ascii="Arial" w:hAnsi="Arial" w:cs="Arial"/>
+                <w:b w:val="0"/>
+                <w:color w:val="15212B"/>
+                <w:sz w:val="19"/>
+                <w:rtl w:val="1"/>
+                <w:rtl w:val="1"/>
+              </w:rPr>
+              <w:t>نمودار مدل، AUC ۰٫۹۰۴۱ و Recall ۰٫۹۲۴۶</w:t>
+            </w:r>
+          </w:p>
+        </w:tc>
+        <w:tc>
+          <w:tcPr>
+            <w:tcW w:type="dxa" w:w="2340"/>
+            <w:vAlign w:val="center"/>
+            <w:tcMar>
+              <w:top w:w="100" w:type="dxa"/>
+              <w:start w:w="140" w:type="dxa"/>
+              <w:bottom w:w="100" w:type="dxa"/>
+              <w:end w:w="140" w:type="dxa"/>
+            </w:tcMar>
+          </w:tcPr>
+          <w:p>
+            <w:pPr>
+              <w:spacing w:before="0" w:after="0" w:line="276" w:lineRule="auto"/>
+              <w:jc w:val="right"/>
+              <w:bidi w:val="1"/>
+            </w:pPr>
+            <w:r>
+              <w:rPr>
+                <w:rFonts w:ascii="Arial" w:hAnsi="Arial" w:cs="Arial"/>
+                <w:b w:val="0"/>
+                <w:color w:val="15212B"/>
+                <w:sz w:val="19"/>
+                <w:rtl w:val="1"/>
+                <w:rtl w:val="1"/>
+              </w:rPr>
+              <w:t>آماده</w:t>
+            </w:r>
+          </w:p>
+        </w:tc>
+        <w:tc>
+          <w:tcPr>
+            <w:tcW w:type="dxa" w:w="2340"/>
+            <w:vAlign w:val="center"/>
+            <w:tcMar>
+              <w:top w:w="100" w:type="dxa"/>
+              <w:start w:w="140" w:type="dxa"/>
+              <w:bottom w:w="100" w:type="dxa"/>
+              <w:end w:w="140" w:type="dxa"/>
+            </w:tcMar>
+          </w:tcPr>
+          <w:p>
+            <w:pPr>
+              <w:spacing w:before="0" w:after="0" w:line="276" w:lineRule="auto"/>
+              <w:jc w:val="right"/>
+              <w:bidi w:val="1"/>
+            </w:pPr>
+            <w:r>
+              <w:rPr>
+                <w:rFonts w:ascii="Arial" w:hAnsi="Arial" w:cs="Arial"/>
+                <w:b w:val="0"/>
+                <w:color w:val="15212B"/>
+                <w:sz w:val="19"/>
+                <w:rtl w:val="1"/>
+                <w:rtl w:val="1"/>
+              </w:rPr>
+              <w:t>نمایش هم‌زمان Precision و FPR</w:t>
+            </w:r>
+          </w:p>
+        </w:tc>
+      </w:tr>
+      <w:tr>
+        <w:tc>
+          <w:tcPr>
+            <w:tcW w:type="dxa" w:w="2340"/>
+            <w:vAlign w:val="center"/>
+            <w:tcMar>
+              <w:top w:w="100" w:type="dxa"/>
+              <w:start w:w="140" w:type="dxa"/>
+              <w:bottom w:w="100" w:type="dxa"/>
+              <w:end w:w="140" w:type="dxa"/>
+            </w:tcMar>
+          </w:tcPr>
+          <w:p>
+            <w:pPr>
+              <w:spacing w:before="0" w:after="0" w:line="276" w:lineRule="auto"/>
+              <w:jc w:val="right"/>
+              <w:bidi w:val="1"/>
+            </w:pPr>
+            <w:r>
+              <w:rPr>
+                <w:rFonts w:ascii="Arial" w:hAnsi="Arial" w:cs="Arial"/>
+                <w:b w:val="0"/>
+                <w:color w:val="15212B"/>
+                <w:sz w:val="19"/>
+                <w:rtl w:val="1"/>
+                <w:rtl w:val="1"/>
+              </w:rPr>
+              <w:t>چالش، ضعف تیم، راهبرد و درس‌آموخته</w:t>
+            </w:r>
+          </w:p>
+        </w:tc>
+        <w:tc>
+          <w:tcPr>
+            <w:tcW w:type="dxa" w:w="2340"/>
+            <w:vAlign w:val="center"/>
+            <w:tcMar>
+              <w:top w:w="100" w:type="dxa"/>
+              <w:start w:w="140" w:type="dxa"/>
+              <w:bottom w:w="100" w:type="dxa"/>
+              <w:end w:w="140" w:type="dxa"/>
+            </w:tcMar>
+          </w:tcPr>
+          <w:p>
+            <w:pPr>
+              <w:spacing w:before="0" w:after="0" w:line="276" w:lineRule="auto"/>
+              <w:jc w:val="right"/>
+              <w:bidi w:val="1"/>
+            </w:pPr>
+            <w:r>
+              <w:rPr>
+                <w:rFonts w:ascii="Arial" w:hAnsi="Arial" w:cs="Arial"/>
+                <w:b w:val="0"/>
+                <w:color w:val="15212B"/>
+                <w:sz w:val="19"/>
+                <w:rtl w:val="1"/>
+                <w:rtl w:val="1"/>
+              </w:rPr>
+              <w:t>بخش ۵:۳۵ و اسناد Risk/Lessons Learned</w:t>
+            </w:r>
+          </w:p>
+        </w:tc>
+        <w:tc>
+          <w:tcPr>
+            <w:tcW w:type="dxa" w:w="2340"/>
+            <w:vAlign w:val="center"/>
+            <w:tcMar>
+              <w:top w:w="100" w:type="dxa"/>
+              <w:start w:w="140" w:type="dxa"/>
+              <w:bottom w:w="100" w:type="dxa"/>
+              <w:end w:w="140" w:type="dxa"/>
+            </w:tcMar>
+          </w:tcPr>
+          <w:p>
+            <w:pPr>
+              <w:spacing w:before="0" w:after="0" w:line="276" w:lineRule="auto"/>
+              <w:jc w:val="right"/>
+              <w:bidi w:val="1"/>
+            </w:pPr>
+            <w:r>
+              <w:rPr>
+                <w:rFonts w:ascii="Arial" w:hAnsi="Arial" w:cs="Arial"/>
+                <w:b w:val="0"/>
+                <w:color w:val="15212B"/>
+                <w:sz w:val="19"/>
+                <w:rtl w:val="1"/>
+                <w:rtl w:val="1"/>
+              </w:rPr>
+              <w:t>آماده</w:t>
+            </w:r>
+          </w:p>
+        </w:tc>
+        <w:tc>
+          <w:tcPr>
+            <w:tcW w:type="dxa" w:w="2340"/>
+            <w:vAlign w:val="center"/>
+            <w:tcMar>
+              <w:top w:w="100" w:type="dxa"/>
+              <w:start w:w="140" w:type="dxa"/>
+              <w:bottom w:w="100" w:type="dxa"/>
+              <w:end w:w="140" w:type="dxa"/>
+            </w:tcMar>
+          </w:tcPr>
+          <w:p>
+            <w:pPr>
+              <w:spacing w:before="0" w:after="0" w:line="276" w:lineRule="auto"/>
+              <w:jc w:val="right"/>
+              <w:bidi w:val="1"/>
+            </w:pPr>
+            <w:r>
+              <w:rPr>
+                <w:rFonts w:ascii="Arial" w:hAnsi="Arial" w:cs="Arial"/>
+                <w:b w:val="0"/>
+                <w:color w:val="15212B"/>
+                <w:sz w:val="19"/>
+                <w:rtl w:val="1"/>
+                <w:rtl w:val="1"/>
+              </w:rPr>
+              <w:t>تمرکز اولیه کار و مستندسازی دیرهنگام صریح گفته شود</w:t>
+            </w:r>
+          </w:p>
+        </w:tc>
+      </w:tr>
+      <w:tr>
+        <w:tc>
+          <w:tcPr>
+            <w:tcW w:type="dxa" w:w="2340"/>
+            <w:vAlign w:val="center"/>
+            <w:tcMar>
+              <w:top w:w="100" w:type="dxa"/>
+              <w:start w:w="140" w:type="dxa"/>
+              <w:bottom w:w="100" w:type="dxa"/>
+              <w:end w:w="140" w:type="dxa"/>
+            </w:tcMar>
+          </w:tcPr>
+          <w:p>
+            <w:pPr>
+              <w:spacing w:before="0" w:after="0" w:line="276" w:lineRule="auto"/>
+              <w:jc w:val="right"/>
+              <w:bidi w:val="1"/>
+            </w:pPr>
+            <w:r>
+              <w:rPr>
+                <w:rFonts w:ascii="Arial" w:hAnsi="Arial" w:cs="Arial"/>
+                <w:b w:val="0"/>
+                <w:color w:val="15212B"/>
+                <w:sz w:val="19"/>
+                <w:rtl w:val="1"/>
+                <w:rtl w:val="1"/>
+              </w:rPr>
+              <w:t>دموی واقعی محصول</w:t>
+            </w:r>
+          </w:p>
+        </w:tc>
+        <w:tc>
+          <w:tcPr>
+            <w:tcW w:type="dxa" w:w="2340"/>
+            <w:vAlign w:val="center"/>
+            <w:tcMar>
+              <w:top w:w="100" w:type="dxa"/>
+              <w:start w:w="140" w:type="dxa"/>
+              <w:bottom w:w="100" w:type="dxa"/>
+              <w:end w:w="140" w:type="dxa"/>
+            </w:tcMar>
+          </w:tcPr>
+          <w:p>
+            <w:pPr>
+              <w:spacing w:before="0" w:after="0" w:line="276" w:lineRule="auto"/>
+              <w:jc w:val="right"/>
+              <w:bidi w:val="1"/>
+            </w:pPr>
+            <w:r>
+              <w:rPr>
+                <w:rFonts w:ascii="Arial" w:hAnsi="Arial" w:cs="Arial"/>
+                <w:b w:val="0"/>
+                <w:color w:val="15212B"/>
+                <w:sz w:val="19"/>
+                <w:rtl w:val="1"/>
+                <w:rtl w:val="1"/>
+              </w:rPr>
+              <w:t>سناریوی پرخطر و داده ناقص روی وب‌اپ عمومی</w:t>
+            </w:r>
+          </w:p>
+        </w:tc>
+        <w:tc>
+          <w:tcPr>
+            <w:tcW w:type="dxa" w:w="2340"/>
+            <w:vAlign w:val="center"/>
+            <w:tcMar>
+              <w:top w:w="100" w:type="dxa"/>
+              <w:start w:w="140" w:type="dxa"/>
+              <w:bottom w:w="100" w:type="dxa"/>
+              <w:end w:w="140" w:type="dxa"/>
+            </w:tcMar>
+          </w:tcPr>
+          <w:p>
+            <w:pPr>
+              <w:spacing w:before="0" w:after="0" w:line="276" w:lineRule="auto"/>
+              <w:jc w:val="right"/>
+              <w:bidi w:val="1"/>
+            </w:pPr>
+            <w:r>
+              <w:rPr>
+                <w:rFonts w:ascii="Arial" w:hAnsi="Arial" w:cs="Arial"/>
+                <w:b w:val="0"/>
+                <w:color w:val="15212B"/>
+                <w:sz w:val="19"/>
+                <w:rtl w:val="1"/>
+                <w:rtl w:val="1"/>
+              </w:rPr>
+              <w:t>آماده</w:t>
+            </w:r>
+          </w:p>
+        </w:tc>
+        <w:tc>
+          <w:tcPr>
+            <w:tcW w:type="dxa" w:w="2340"/>
+            <w:vAlign w:val="center"/>
+            <w:tcMar>
+              <w:top w:w="100" w:type="dxa"/>
+              <w:start w:w="140" w:type="dxa"/>
+              <w:bottom w:w="100" w:type="dxa"/>
+              <w:end w:w="140" w:type="dxa"/>
+            </w:tcMar>
+          </w:tcPr>
+          <w:p>
+            <w:pPr>
+              <w:spacing w:before="0" w:after="0" w:line="276" w:lineRule="auto"/>
+              <w:jc w:val="right"/>
+              <w:bidi w:val="1"/>
+            </w:pPr>
+            <w:r>
+              <w:rPr>
+                <w:rFonts w:ascii="Arial" w:hAnsi="Arial" w:cs="Arial"/>
+                <w:b w:val="0"/>
+                <w:color w:val="15212B"/>
+                <w:sz w:val="19"/>
+                <w:rtl w:val="1"/>
+                <w:rtl w:val="1"/>
+              </w:rPr>
+              <w:t>پیش از ضبط لینک و موبایل آزمایش شود</w:t>
+            </w:r>
+          </w:p>
+        </w:tc>
+      </w:tr>
+      <w:tr>
+        <w:tc>
+          <w:tcPr>
+            <w:tcW w:type="dxa" w:w="2340"/>
+            <w:vAlign w:val="center"/>
+            <w:tcMar>
+              <w:top w:w="100" w:type="dxa"/>
+              <w:start w:w="140" w:type="dxa"/>
+              <w:bottom w:w="100" w:type="dxa"/>
+              <w:end w:w="140" w:type="dxa"/>
+            </w:tcMar>
+          </w:tcPr>
+          <w:p>
+            <w:pPr>
+              <w:spacing w:before="0" w:after="0" w:line="276" w:lineRule="auto"/>
+              <w:jc w:val="right"/>
+              <w:bidi w:val="1"/>
+            </w:pPr>
+            <w:r>
+              <w:rPr>
+                <w:rFonts w:ascii="Arial" w:hAnsi="Arial" w:cs="Arial"/>
+                <w:b w:val="0"/>
+                <w:color w:val="15212B"/>
+                <w:sz w:val="19"/>
+                <w:rtl w:val="1"/>
+                <w:rtl w:val="1"/>
+              </w:rPr>
+              <w:t>استفاده بهره‌بردار نهایی</w:t>
+            </w:r>
+          </w:p>
+        </w:tc>
+        <w:tc>
+          <w:tcPr>
+            <w:tcW w:type="dxa" w:w="2340"/>
+            <w:vAlign w:val="center"/>
+            <w:tcMar>
+              <w:top w:w="100" w:type="dxa"/>
+              <w:start w:w="140" w:type="dxa"/>
+              <w:bottom w:w="100" w:type="dxa"/>
+              <w:end w:w="140" w:type="dxa"/>
+            </w:tcMar>
+          </w:tcPr>
+          <w:p>
+            <w:pPr>
+              <w:spacing w:before="0" w:after="0" w:line="276" w:lineRule="auto"/>
+              <w:jc w:val="right"/>
+              <w:bidi w:val="1"/>
+            </w:pPr>
+            <w:r>
+              <w:rPr>
+                <w:rFonts w:ascii="Arial" w:hAnsi="Arial" w:cs="Arial"/>
+                <w:b w:val="0"/>
+                <w:color w:val="15212B"/>
+                <w:sz w:val="19"/>
+                <w:rtl w:val="1"/>
+                <w:rtl w:val="1"/>
+              </w:rPr>
+              <w:t>۹ بازخورد تأییدشده</w:t>
+            </w:r>
+          </w:p>
+        </w:tc>
+        <w:tc>
+          <w:tcPr>
+            <w:tcW w:type="dxa" w:w="2340"/>
+            <w:vAlign w:val="center"/>
+            <w:tcMar>
+              <w:top w:w="100" w:type="dxa"/>
+              <w:start w:w="140" w:type="dxa"/>
+              <w:bottom w:w="100" w:type="dxa"/>
+              <w:end w:w="140" w:type="dxa"/>
+            </w:tcMar>
+          </w:tcPr>
+          <w:p>
+            <w:pPr>
+              <w:spacing w:before="0" w:after="0" w:line="276" w:lineRule="auto"/>
+              <w:jc w:val="right"/>
+              <w:bidi w:val="1"/>
+            </w:pPr>
+            <w:r>
+              <w:rPr>
+                <w:rFonts w:ascii="Arial" w:hAnsi="Arial" w:cs="Arial"/>
+                <w:b w:val="0"/>
+                <w:color w:val="15212B"/>
+                <w:sz w:val="19"/>
+                <w:rtl w:val="1"/>
+                <w:rtl w:val="1"/>
+              </w:rPr>
+              <w:t>ناقص از نظر تصویر استفاده</w:t>
+            </w:r>
+          </w:p>
+        </w:tc>
+        <w:tc>
+          <w:tcPr>
+            <w:tcW w:type="dxa" w:w="2340"/>
+            <w:vAlign w:val="center"/>
+            <w:tcMar>
+              <w:top w:w="100" w:type="dxa"/>
+              <w:start w:w="140" w:type="dxa"/>
+              <w:bottom w:w="100" w:type="dxa"/>
+              <w:end w:w="140" w:type="dxa"/>
+            </w:tcMar>
+          </w:tcPr>
+          <w:p>
+            <w:pPr>
+              <w:spacing w:before="0" w:after="0" w:line="276" w:lineRule="auto"/>
+              <w:jc w:val="right"/>
+              <w:bidi w:val="1"/>
+            </w:pPr>
+            <w:r>
+              <w:rPr>
+                <w:rFonts w:ascii="Arial" w:hAnsi="Arial" w:cs="Arial"/>
+                <w:b w:val="0"/>
+                <w:color w:val="15212B"/>
+                <w:sz w:val="19"/>
+                <w:rtl w:val="1"/>
+                <w:rtl w:val="1"/>
+              </w:rPr>
+              <w:t>فقط با رضایت، کلیپ/تصویر واقعی ۱۰ تا ۱۵ ثانیه‌ای افزوده شود؛ جعل نشود</w:t>
+            </w:r>
+          </w:p>
+        </w:tc>
+      </w:tr>
+      <w:tr>
+        <w:tc>
+          <w:tcPr>
+            <w:tcW w:type="dxa" w:w="2340"/>
+            <w:vAlign w:val="center"/>
+            <w:tcMar>
+              <w:top w:w="100" w:type="dxa"/>
+              <w:start w:w="140" w:type="dxa"/>
+              <w:bottom w:w="100" w:type="dxa"/>
+              <w:end w:w="140" w:type="dxa"/>
+            </w:tcMar>
+          </w:tcPr>
+          <w:p>
+            <w:pPr>
+              <w:spacing w:before="0" w:after="0" w:line="276" w:lineRule="auto"/>
+              <w:jc w:val="right"/>
+              <w:bidi w:val="1"/>
+            </w:pPr>
+            <w:r>
+              <w:rPr>
+                <w:rFonts w:ascii="Arial" w:hAnsi="Arial" w:cs="Arial"/>
+                <w:b w:val="0"/>
+                <w:color w:val="15212B"/>
+                <w:sz w:val="19"/>
+                <w:rtl w:val="1"/>
+                <w:rtl w:val="1"/>
+              </w:rPr>
+              <w:t>حضور هر سه عضو</w:t>
+            </w:r>
+          </w:p>
+        </w:tc>
+        <w:tc>
+          <w:tcPr>
+            <w:tcW w:type="dxa" w:w="2340"/>
+            <w:vAlign w:val="center"/>
+            <w:tcMar>
+              <w:top w:w="100" w:type="dxa"/>
+              <w:start w:w="140" w:type="dxa"/>
+              <w:bottom w:w="100" w:type="dxa"/>
+              <w:end w:w="140" w:type="dxa"/>
+            </w:tcMar>
+          </w:tcPr>
+          <w:p>
+            <w:pPr>
+              <w:spacing w:before="0" w:after="0" w:line="276" w:lineRule="auto"/>
+              <w:jc w:val="right"/>
+              <w:bidi w:val="1"/>
+            </w:pPr>
+            <w:r>
+              <w:rPr>
+                <w:rFonts w:ascii="Arial" w:hAnsi="Arial" w:cs="Arial"/>
+                <w:b w:val="0"/>
+                <w:color w:val="15212B"/>
+                <w:sz w:val="19"/>
+                <w:rtl w:val="1"/>
+                <w:rtl w:val="1"/>
+              </w:rPr>
+              <w:t>تقسیم زمان ۶ + ۲ + ۲</w:t>
+            </w:r>
+          </w:p>
+        </w:tc>
+        <w:tc>
+          <w:tcPr>
+            <w:tcW w:type="dxa" w:w="2340"/>
+            <w:vAlign w:val="center"/>
+            <w:tcMar>
+              <w:top w:w="100" w:type="dxa"/>
+              <w:start w:w="140" w:type="dxa"/>
+              <w:bottom w:w="100" w:type="dxa"/>
+              <w:end w:w="140" w:type="dxa"/>
+            </w:tcMar>
+          </w:tcPr>
+          <w:p>
+            <w:pPr>
+              <w:spacing w:before="0" w:after="0" w:line="276" w:lineRule="auto"/>
+              <w:jc w:val="right"/>
+              <w:bidi w:val="1"/>
+            </w:pPr>
+            <w:r>
+              <w:rPr>
+                <w:rFonts w:ascii="Arial" w:hAnsi="Arial" w:cs="Arial"/>
+                <w:b w:val="0"/>
+                <w:color w:val="15212B"/>
+                <w:sz w:val="19"/>
+                <w:rtl w:val="1"/>
+                <w:rtl w:val="1"/>
+              </w:rPr>
+              <w:t>آماده</w:t>
+            </w:r>
+          </w:p>
+        </w:tc>
+        <w:tc>
+          <w:tcPr>
+            <w:tcW w:type="dxa" w:w="2340"/>
+            <w:vAlign w:val="center"/>
+            <w:tcMar>
+              <w:top w:w="100" w:type="dxa"/>
+              <w:start w:w="140" w:type="dxa"/>
+              <w:bottom w:w="100" w:type="dxa"/>
+              <w:end w:w="140" w:type="dxa"/>
+            </w:tcMar>
+          </w:tcPr>
+          <w:p>
+            <w:pPr>
+              <w:spacing w:before="0" w:after="0" w:line="276" w:lineRule="auto"/>
+              <w:jc w:val="right"/>
+              <w:bidi w:val="1"/>
+            </w:pPr>
+            <w:r>
+              <w:rPr>
+                <w:rFonts w:ascii="Arial" w:hAnsi="Arial" w:cs="Arial"/>
+                <w:b w:val="0"/>
+                <w:color w:val="15212B"/>
+                <w:sz w:val="19"/>
+                <w:rtl w:val="1"/>
+                <w:rtl w:val="1"/>
+              </w:rPr>
+              <w:t>هر سه نفر در ویدئو صحبت و شاهد خود را نمایش دهند</w:t>
+            </w:r>
+          </w:p>
+        </w:tc>
+      </w:tr>
+    </w:tbl>
+    <w:p>
+      <w:pPr>
+        <w:spacing w:after="40"/>
+      </w:pPr>
+    </w:p>
+    <w:p>
+      <w:r>
+        <w:br w:type="page"/>
+      </w:r>
+    </w:p>
+    <w:p>
+      <w:pPr>
+        <w:spacing w:before="320" w:after="160"/>
+        <w:jc w:val="right"/>
+        <w:keepNext/>
+        <w:bidi w:val="1"/>
+      </w:pPr>
+      <w:r>
+        <w:rPr>
+          <w:rFonts w:ascii="Arial" w:hAnsi="Arial" w:cs="Arial"/>
+          <w:b/>
+          <w:color w:val="064E5F"/>
+          <w:sz w:val="32"/>
+          <w:rtl w:val="1"/>
+        </w:rPr>
+        <w:t>بخش دوم: گزارش نهایی - ۲ نمره</w:t>
+      </w:r>
+    </w:p>
+    <w:tbl>
+      <w:tblPr>
+        <w:tblW w:type="auto" w:w="0"/>
+        <w:jc w:val="center"/>
+        <w:tblLayout w:type="fixed"/>
+        <w:tblLook w:firstColumn="1" w:firstRow="1" w:lastColumn="0" w:lastRow="0" w:noHBand="0" w:noVBand="1" w:val="04A0"/>
+      </w:tblPr>
+      <w:tblGrid>
+        <w:gridCol w:w="3120"/>
+        <w:gridCol w:w="3120"/>
+        <w:gridCol w:w="3120"/>
+      </w:tblGrid>
+      <w:tr>
+        <w:trPr>
+          <w:tblHeader/>
+        </w:trPr>
+        <w:tc>
+          <w:tcPr>
+            <w:tcW w:type="dxa" w:w="3096"/>
+            <w:vAlign w:val="center"/>
+            <w:tcMar>
+              <w:top w:w="100" w:type="dxa"/>
+              <w:start w:w="140" w:type="dxa"/>
+              <w:bottom w:w="100" w:type="dxa"/>
+              <w:end w:w="140" w:type="dxa"/>
+            </w:tcMar>
+            <w:shd w:fill="EAF4F3"/>
+          </w:tcPr>
+          <w:p>
+            <w:pPr>
+              <w:spacing w:before="0" w:after="0" w:line="276" w:lineRule="auto"/>
+              <w:jc w:val="right"/>
+              <w:bidi w:val="1"/>
+            </w:pPr>
+            <w:r>
+              <w:rPr>
+                <w:rFonts w:ascii="Arial" w:hAnsi="Arial" w:cs="Arial"/>
+                <w:b/>
+                <w:color w:val="064E5F"/>
+                <w:sz w:val="19"/>
+                <w:rtl w:val="1"/>
+                <w:rtl w:val="1"/>
+              </w:rPr>
+              <w:t>الزام</w:t>
+            </w:r>
+          </w:p>
+        </w:tc>
+        <w:tc>
+          <w:tcPr>
+            <w:tcW w:type="dxa" w:w="1512"/>
+            <w:vAlign w:val="center"/>
+            <w:tcMar>
+              <w:top w:w="100" w:type="dxa"/>
+              <w:start w:w="140" w:type="dxa"/>
+              <w:bottom w:w="100" w:type="dxa"/>
+              <w:end w:w="140" w:type="dxa"/>
+            </w:tcMar>
+            <w:shd w:fill="EAF4F3"/>
+          </w:tcPr>
+          <w:p>
+            <w:pPr>
+              <w:spacing w:before="0" w:after="0" w:line="276" w:lineRule="auto"/>
+              <w:jc w:val="right"/>
+              <w:bidi w:val="1"/>
+            </w:pPr>
+            <w:r>
+              <w:rPr>
+                <w:rFonts w:ascii="Arial" w:hAnsi="Arial" w:cs="Arial"/>
+                <w:b/>
+                <w:color w:val="064E5F"/>
+                <w:sz w:val="19"/>
+                <w:rtl w:val="1"/>
+                <w:rtl w:val="1"/>
+              </w:rPr>
+              <w:t>محل پوشش</w:t>
+            </w:r>
+          </w:p>
+        </w:tc>
+        <w:tc>
+          <w:tcPr>
+            <w:tcW w:type="dxa" w:w="4752"/>
+            <w:vAlign w:val="center"/>
+            <w:tcMar>
+              <w:top w:w="100" w:type="dxa"/>
+              <w:start w:w="140" w:type="dxa"/>
+              <w:bottom w:w="100" w:type="dxa"/>
+              <w:end w:w="140" w:type="dxa"/>
+            </w:tcMar>
+            <w:shd w:fill="EAF4F3"/>
+          </w:tcPr>
+          <w:p>
+            <w:pPr>
+              <w:spacing w:before="0" w:after="0" w:line="276" w:lineRule="auto"/>
+              <w:jc w:val="right"/>
+              <w:bidi w:val="1"/>
+            </w:pPr>
+            <w:r>
+              <w:rPr>
+                <w:rFonts w:ascii="Arial" w:hAnsi="Arial" w:cs="Arial"/>
+                <w:b/>
+                <w:color w:val="064E5F"/>
+                <w:sz w:val="19"/>
+                <w:rtl w:val="1"/>
+                <w:rtl w:val="1"/>
+              </w:rPr>
+              <w:t>وضعیت</w:t>
+            </w:r>
+          </w:p>
+        </w:tc>
+      </w:tr>
+      <w:tr>
+        <w:tc>
+          <w:tcPr>
+            <w:tcW w:type="dxa" w:w="3096"/>
+            <w:vAlign w:val="center"/>
+            <w:tcMar>
+              <w:top w:w="100" w:type="dxa"/>
+              <w:start w:w="140" w:type="dxa"/>
+              <w:bottom w:w="100" w:type="dxa"/>
+              <w:end w:w="140" w:type="dxa"/>
+            </w:tcMar>
+          </w:tcPr>
+          <w:p>
+            <w:pPr>
+              <w:spacing w:before="0" w:after="0" w:line="276" w:lineRule="auto"/>
+              <w:jc w:val="right"/>
+              <w:bidi w:val="1"/>
+            </w:pPr>
+            <w:r>
+              <w:rPr>
+                <w:rFonts w:ascii="Arial" w:hAnsi="Arial" w:cs="Arial"/>
+                <w:b w:val="0"/>
+                <w:color w:val="15212B"/>
+                <w:sz w:val="19"/>
+                <w:rtl w:val="1"/>
+                <w:rtl w:val="1"/>
+              </w:rPr>
+              <w:t>رویدادهای مهم از آغاز پروژه</w:t>
+            </w:r>
+          </w:p>
+        </w:tc>
+        <w:tc>
+          <w:tcPr>
+            <w:tcW w:type="dxa" w:w="1512"/>
+            <w:vAlign w:val="center"/>
+            <w:tcMar>
+              <w:top w:w="100" w:type="dxa"/>
+              <w:start w:w="140" w:type="dxa"/>
+              <w:bottom w:w="100" w:type="dxa"/>
+              <w:end w:w="140" w:type="dxa"/>
+            </w:tcMar>
+          </w:tcPr>
+          <w:p>
+            <w:pPr>
+              <w:spacing w:before="0" w:after="0" w:line="276" w:lineRule="auto"/>
+              <w:jc w:val="right"/>
+              <w:bidi w:val="1"/>
+            </w:pPr>
+            <w:r>
+              <w:rPr>
+                <w:rFonts w:ascii="Arial" w:hAnsi="Arial" w:cs="Arial"/>
+                <w:b w:val="0"/>
+                <w:color w:val="15212B"/>
+                <w:sz w:val="19"/>
+                <w:rtl w:val="1"/>
+                <w:rtl w:val="1"/>
+              </w:rPr>
+              <w:t>بخش «رویدادهای کلیدی» با commit</w:t>
+            </w:r>
+          </w:p>
+        </w:tc>
+        <w:tc>
+          <w:tcPr>
+            <w:tcW w:type="dxa" w:w="4752"/>
+            <w:vAlign w:val="center"/>
+            <w:tcMar>
+              <w:top w:w="100" w:type="dxa"/>
+              <w:start w:w="140" w:type="dxa"/>
+              <w:bottom w:w="100" w:type="dxa"/>
+              <w:end w:w="140" w:type="dxa"/>
+            </w:tcMar>
+          </w:tcPr>
+          <w:p>
+            <w:pPr>
+              <w:spacing w:before="0" w:after="0" w:line="276" w:lineRule="auto"/>
+              <w:jc w:val="right"/>
+              <w:bidi w:val="1"/>
+            </w:pPr>
+            <w:r>
+              <w:rPr>
+                <w:rFonts w:ascii="Arial" w:hAnsi="Arial" w:cs="Arial"/>
+                <w:b w:val="0"/>
+                <w:color w:val="15212B"/>
+                <w:sz w:val="19"/>
+                <w:rtl w:val="1"/>
+                <w:rtl w:val="1"/>
+              </w:rPr>
+              <w:t>تکمیل</w:t>
+            </w:r>
+          </w:p>
+        </w:tc>
+      </w:tr>
+      <w:tr>
+        <w:tc>
+          <w:tcPr>
+            <w:tcW w:type="dxa" w:w="3096"/>
+            <w:vAlign w:val="center"/>
+            <w:tcMar>
+              <w:top w:w="100" w:type="dxa"/>
+              <w:start w:w="140" w:type="dxa"/>
+              <w:bottom w:w="100" w:type="dxa"/>
+              <w:end w:w="140" w:type="dxa"/>
+            </w:tcMar>
+          </w:tcPr>
+          <w:p>
+            <w:pPr>
+              <w:spacing w:before="0" w:after="0" w:line="276" w:lineRule="auto"/>
+              <w:jc w:val="right"/>
+              <w:bidi w:val="1"/>
+            </w:pPr>
+            <w:r>
+              <w:rPr>
+                <w:rFonts w:ascii="Arial" w:hAnsi="Arial" w:cs="Arial"/>
+                <w:b w:val="0"/>
+                <w:color w:val="15212B"/>
+                <w:sz w:val="19"/>
+                <w:rtl w:val="1"/>
+                <w:rtl w:val="1"/>
+              </w:rPr>
+              <w:t>معماری و تصمیم‌های فنی</w:t>
+            </w:r>
+          </w:p>
+        </w:tc>
+        <w:tc>
+          <w:tcPr>
+            <w:tcW w:type="dxa" w:w="1512"/>
+            <w:vAlign w:val="center"/>
+            <w:tcMar>
+              <w:top w:w="100" w:type="dxa"/>
+              <w:start w:w="140" w:type="dxa"/>
+              <w:bottom w:w="100" w:type="dxa"/>
+              <w:end w:w="140" w:type="dxa"/>
+            </w:tcMar>
+          </w:tcPr>
+          <w:p>
+            <w:pPr>
+              <w:spacing w:before="0" w:after="0" w:line="276" w:lineRule="auto"/>
+              <w:jc w:val="right"/>
+              <w:bidi w:val="1"/>
+            </w:pPr>
+            <w:r>
+              <w:rPr>
+                <w:rFonts w:ascii="Arial" w:hAnsi="Arial" w:cs="Arial"/>
+                <w:b w:val="0"/>
+                <w:color w:val="15212B"/>
+                <w:sz w:val="19"/>
+                <w:rtl w:val="1"/>
+                <w:rtl w:val="1"/>
+              </w:rPr>
+              <w:t>جدول تصمیم‌ها، Architecture و Model Card</w:t>
+            </w:r>
+          </w:p>
+        </w:tc>
+        <w:tc>
+          <w:tcPr>
+            <w:tcW w:type="dxa" w:w="4752"/>
+            <w:vAlign w:val="center"/>
+            <w:tcMar>
+              <w:top w:w="100" w:type="dxa"/>
+              <w:start w:w="140" w:type="dxa"/>
+              <w:bottom w:w="100" w:type="dxa"/>
+              <w:end w:w="140" w:type="dxa"/>
+            </w:tcMar>
+          </w:tcPr>
+          <w:p>
+            <w:pPr>
+              <w:spacing w:before="0" w:after="0" w:line="276" w:lineRule="auto"/>
+              <w:jc w:val="right"/>
+              <w:bidi w:val="1"/>
+            </w:pPr>
+            <w:r>
+              <w:rPr>
+                <w:rFonts w:ascii="Arial" w:hAnsi="Arial" w:cs="Arial"/>
+                <w:b w:val="0"/>
+                <w:color w:val="15212B"/>
+                <w:sz w:val="19"/>
+                <w:rtl w:val="1"/>
+                <w:rtl w:val="1"/>
+              </w:rPr>
+              <w:t>تکمیل</w:t>
+            </w:r>
+          </w:p>
+        </w:tc>
+      </w:tr>
+      <w:tr>
+        <w:tc>
+          <w:tcPr>
+            <w:tcW w:type="dxa" w:w="3096"/>
+            <w:vAlign w:val="center"/>
+            <w:tcMar>
+              <w:top w:w="100" w:type="dxa"/>
+              <w:start w:w="140" w:type="dxa"/>
+              <w:bottom w:w="100" w:type="dxa"/>
+              <w:end w:w="140" w:type="dxa"/>
+            </w:tcMar>
+          </w:tcPr>
+          <w:p>
+            <w:pPr>
+              <w:spacing w:before="0" w:after="0" w:line="276" w:lineRule="auto"/>
+              <w:jc w:val="right"/>
+              <w:bidi w:val="1"/>
+            </w:pPr>
+            <w:r>
+              <w:rPr>
+                <w:rFonts w:ascii="Arial" w:hAnsi="Arial" w:cs="Arial"/>
+                <w:b w:val="0"/>
+                <w:color w:val="15212B"/>
+                <w:sz w:val="19"/>
+                <w:rtl w:val="1"/>
+                <w:rtl w:val="1"/>
+              </w:rPr>
+              <w:t>تغییر Scope و دلیل آن</w:t>
+            </w:r>
+          </w:p>
+        </w:tc>
+        <w:tc>
+          <w:tcPr>
+            <w:tcW w:type="dxa" w:w="1512"/>
+            <w:vAlign w:val="center"/>
+            <w:tcMar>
+              <w:top w:w="100" w:type="dxa"/>
+              <w:start w:w="140" w:type="dxa"/>
+              <w:bottom w:w="100" w:type="dxa"/>
+              <w:end w:w="140" w:type="dxa"/>
+            </w:tcMar>
+          </w:tcPr>
+          <w:p>
+            <w:pPr>
+              <w:spacing w:before="0" w:after="0" w:line="276" w:lineRule="auto"/>
+              <w:jc w:val="right"/>
+              <w:bidi w:val="1"/>
+            </w:pPr>
+            <w:r>
+              <w:rPr>
+                <w:rFonts w:ascii="Arial" w:hAnsi="Arial" w:cs="Arial"/>
+                <w:b w:val="0"/>
+                <w:color w:val="15212B"/>
+                <w:sz w:val="19"/>
+                <w:rtl w:val="1"/>
+                <w:rtl w:val="1"/>
+              </w:rPr>
+              <w:t>بخش «تغییر محدوده» و Scope Change Record</w:t>
+            </w:r>
+          </w:p>
+        </w:tc>
+        <w:tc>
+          <w:tcPr>
+            <w:tcW w:type="dxa" w:w="4752"/>
+            <w:vAlign w:val="center"/>
+            <w:tcMar>
+              <w:top w:w="100" w:type="dxa"/>
+              <w:start w:w="140" w:type="dxa"/>
+              <w:bottom w:w="100" w:type="dxa"/>
+              <w:end w:w="140" w:type="dxa"/>
+            </w:tcMar>
+          </w:tcPr>
+          <w:p>
+            <w:pPr>
+              <w:spacing w:before="0" w:after="0" w:line="276" w:lineRule="auto"/>
+              <w:jc w:val="right"/>
+              <w:bidi w:val="1"/>
+            </w:pPr>
+            <w:r>
+              <w:rPr>
+                <w:rFonts w:ascii="Arial" w:hAnsi="Arial" w:cs="Arial"/>
+                <w:b w:val="0"/>
+                <w:color w:val="15212B"/>
+                <w:sz w:val="19"/>
+                <w:rtl w:val="1"/>
+                <w:rtl w:val="1"/>
+              </w:rPr>
+              <w:t>تکمیل</w:t>
+            </w:r>
+          </w:p>
+        </w:tc>
+      </w:tr>
+      <w:tr>
+        <w:tc>
+          <w:tcPr>
+            <w:tcW w:type="dxa" w:w="3096"/>
+            <w:vAlign w:val="center"/>
+            <w:tcMar>
+              <w:top w:w="100" w:type="dxa"/>
+              <w:start w:w="140" w:type="dxa"/>
+              <w:bottom w:w="100" w:type="dxa"/>
+              <w:end w:w="140" w:type="dxa"/>
+            </w:tcMar>
+          </w:tcPr>
+          <w:p>
+            <w:pPr>
+              <w:spacing w:before="0" w:after="0" w:line="276" w:lineRule="auto"/>
+              <w:jc w:val="right"/>
+              <w:bidi w:val="1"/>
+            </w:pPr>
+            <w:r>
+              <w:rPr>
+                <w:rFonts w:ascii="Arial" w:hAnsi="Arial" w:cs="Arial"/>
+                <w:b w:val="0"/>
+                <w:color w:val="15212B"/>
+                <w:sz w:val="19"/>
+                <w:rtl w:val="1"/>
+                <w:rtl w:val="1"/>
+              </w:rPr>
+              <w:t>ترکیب و پویایی تیم</w:t>
+            </w:r>
+          </w:p>
+        </w:tc>
+        <w:tc>
+          <w:tcPr>
+            <w:tcW w:type="dxa" w:w="1512"/>
+            <w:vAlign w:val="center"/>
+            <w:tcMar>
+              <w:top w:w="100" w:type="dxa"/>
+              <w:start w:w="140" w:type="dxa"/>
+              <w:bottom w:w="100" w:type="dxa"/>
+              <w:end w:w="140" w:type="dxa"/>
+            </w:tcMar>
+          </w:tcPr>
+          <w:p>
+            <w:pPr>
+              <w:spacing w:before="0" w:after="0" w:line="276" w:lineRule="auto"/>
+              <w:jc w:val="right"/>
+              <w:bidi w:val="1"/>
+            </w:pPr>
+            <w:r>
+              <w:rPr>
+                <w:rFonts w:ascii="Arial" w:hAnsi="Arial" w:cs="Arial"/>
+                <w:b w:val="0"/>
+                <w:color w:val="15212B"/>
+                <w:sz w:val="19"/>
+                <w:rtl w:val="1"/>
+                <w:rtl w:val="1"/>
+              </w:rPr>
+              <w:t>نقش‌ها و بخش «پویایی تیم»</w:t>
+            </w:r>
+          </w:p>
+        </w:tc>
+        <w:tc>
+          <w:tcPr>
+            <w:tcW w:type="dxa" w:w="4752"/>
+            <w:vAlign w:val="center"/>
+            <w:tcMar>
+              <w:top w:w="100" w:type="dxa"/>
+              <w:start w:w="140" w:type="dxa"/>
+              <w:bottom w:w="100" w:type="dxa"/>
+              <w:end w:w="140" w:type="dxa"/>
+            </w:tcMar>
+          </w:tcPr>
+          <w:p>
+            <w:pPr>
+              <w:spacing w:before="0" w:after="0" w:line="276" w:lineRule="auto"/>
+              <w:jc w:val="right"/>
+              <w:bidi w:val="1"/>
+            </w:pPr>
+            <w:r>
+              <w:rPr>
+                <w:rFonts w:ascii="Arial" w:hAnsi="Arial" w:cs="Arial"/>
+                <w:b w:val="0"/>
+                <w:color w:val="15212B"/>
+                <w:sz w:val="19"/>
+                <w:rtl w:val="1"/>
+                <w:rtl w:val="1"/>
+              </w:rPr>
+              <w:t>تکمیل با ساعت برآوردی</w:t>
+            </w:r>
+          </w:p>
+        </w:tc>
+      </w:tr>
+      <w:tr>
+        <w:tc>
+          <w:tcPr>
+            <w:tcW w:type="dxa" w:w="3096"/>
+            <w:vAlign w:val="center"/>
+            <w:tcMar>
+              <w:top w:w="100" w:type="dxa"/>
+              <w:start w:w="140" w:type="dxa"/>
+              <w:bottom w:w="100" w:type="dxa"/>
+              <w:end w:w="140" w:type="dxa"/>
+            </w:tcMar>
+          </w:tcPr>
+          <w:p>
+            <w:pPr>
+              <w:spacing w:before="0" w:after="0" w:line="276" w:lineRule="auto"/>
+              <w:jc w:val="right"/>
+              <w:bidi w:val="1"/>
+            </w:pPr>
+            <w:r>
+              <w:rPr>
+                <w:rFonts w:ascii="Arial" w:hAnsi="Arial" w:cs="Arial"/>
+                <w:b w:val="0"/>
+                <w:color w:val="15212B"/>
+                <w:sz w:val="19"/>
+                <w:rtl w:val="1"/>
+                <w:rtl w:val="1"/>
+              </w:rPr>
+              <w:t>ریسک‌های رخ‌داده و مدیریت آن‌ها</w:t>
+            </w:r>
+          </w:p>
+        </w:tc>
+        <w:tc>
+          <w:tcPr>
+            <w:tcW w:type="dxa" w:w="1512"/>
+            <w:vAlign w:val="center"/>
+            <w:tcMar>
+              <w:top w:w="100" w:type="dxa"/>
+              <w:start w:w="140" w:type="dxa"/>
+              <w:bottom w:w="100" w:type="dxa"/>
+              <w:end w:w="140" w:type="dxa"/>
+            </w:tcMar>
+          </w:tcPr>
+          <w:p>
+            <w:pPr>
+              <w:spacing w:before="0" w:after="0" w:line="276" w:lineRule="auto"/>
+              <w:jc w:val="right"/>
+              <w:bidi w:val="1"/>
+            </w:pPr>
+            <w:r>
+              <w:rPr>
+                <w:rFonts w:ascii="Arial" w:hAnsi="Arial" w:cs="Arial"/>
+                <w:b w:val="0"/>
+                <w:color w:val="15212B"/>
+                <w:sz w:val="19"/>
+                <w:rtl w:val="1"/>
+                <w:rtl w:val="1"/>
+              </w:rPr>
+              <w:t>جدول رخدادها و Risk Register</w:t>
+            </w:r>
+          </w:p>
+        </w:tc>
+        <w:tc>
+          <w:tcPr>
+            <w:tcW w:type="dxa" w:w="4752"/>
+            <w:vAlign w:val="center"/>
+            <w:tcMar>
+              <w:top w:w="100" w:type="dxa"/>
+              <w:start w:w="140" w:type="dxa"/>
+              <w:bottom w:w="100" w:type="dxa"/>
+              <w:end w:w="140" w:type="dxa"/>
+            </w:tcMar>
+          </w:tcPr>
+          <w:p>
+            <w:pPr>
+              <w:spacing w:before="0" w:after="0" w:line="276" w:lineRule="auto"/>
+              <w:jc w:val="right"/>
+              <w:bidi w:val="1"/>
+            </w:pPr>
+            <w:r>
+              <w:rPr>
+                <w:rFonts w:ascii="Arial" w:hAnsi="Arial" w:cs="Arial"/>
+                <w:b w:val="0"/>
+                <w:color w:val="15212B"/>
+                <w:sz w:val="19"/>
+                <w:rtl w:val="1"/>
+                <w:rtl w:val="1"/>
+              </w:rPr>
+              <w:t>تکمیل</w:t>
+            </w:r>
+          </w:p>
+        </w:tc>
+      </w:tr>
+      <w:tr>
+        <w:tc>
+          <w:tcPr>
+            <w:tcW w:type="dxa" w:w="3096"/>
+            <w:vAlign w:val="center"/>
+            <w:tcMar>
+              <w:top w:w="100" w:type="dxa"/>
+              <w:start w:w="140" w:type="dxa"/>
+              <w:bottom w:w="100" w:type="dxa"/>
+              <w:end w:w="140" w:type="dxa"/>
+            </w:tcMar>
+          </w:tcPr>
+          <w:p>
+            <w:pPr>
+              <w:spacing w:before="0" w:after="0" w:line="276" w:lineRule="auto"/>
+              <w:jc w:val="right"/>
+              <w:bidi w:val="1"/>
+            </w:pPr>
+            <w:r>
+              <w:rPr>
+                <w:rFonts w:ascii="Arial" w:hAnsi="Arial" w:cs="Arial"/>
+                <w:b w:val="0"/>
+                <w:color w:val="15212B"/>
+                <w:sz w:val="19"/>
+                <w:rtl w:val="1"/>
+                <w:rtl w:val="1"/>
+              </w:rPr>
+              <w:t>Roadmap، برآورد و پیشنهاد</w:t>
+            </w:r>
+          </w:p>
+        </w:tc>
+        <w:tc>
+          <w:tcPr>
+            <w:tcW w:type="dxa" w:w="1512"/>
+            <w:vAlign w:val="center"/>
+            <w:tcMar>
+              <w:top w:w="100" w:type="dxa"/>
+              <w:start w:w="140" w:type="dxa"/>
+              <w:bottom w:w="100" w:type="dxa"/>
+              <w:end w:w="140" w:type="dxa"/>
+            </w:tcMar>
+          </w:tcPr>
+          <w:p>
+            <w:pPr>
+              <w:spacing w:before="0" w:after="0" w:line="276" w:lineRule="auto"/>
+              <w:jc w:val="right"/>
+              <w:bidi w:val="1"/>
+            </w:pPr>
+            <w:r>
+              <w:rPr>
+                <w:rFonts w:ascii="Arial" w:hAnsi="Arial" w:cs="Arial"/>
+                <w:b w:val="0"/>
+                <w:color w:val="15212B"/>
+                <w:sz w:val="19"/>
+                <w:rtl w:val="1"/>
+                <w:rtl w:val="1"/>
+              </w:rPr>
+              <w:t>برنامه ۲ تا ۸ هفته‌ای</w:t>
+            </w:r>
+          </w:p>
+        </w:tc>
+        <w:tc>
+          <w:tcPr>
+            <w:tcW w:type="dxa" w:w="4752"/>
+            <w:vAlign w:val="center"/>
+            <w:tcMar>
+              <w:top w:w="100" w:type="dxa"/>
+              <w:start w:w="140" w:type="dxa"/>
+              <w:bottom w:w="100" w:type="dxa"/>
+              <w:end w:w="140" w:type="dxa"/>
+            </w:tcMar>
+          </w:tcPr>
+          <w:p>
+            <w:pPr>
+              <w:spacing w:before="0" w:after="0" w:line="276" w:lineRule="auto"/>
+              <w:jc w:val="right"/>
+              <w:bidi w:val="1"/>
+            </w:pPr>
+            <w:r>
+              <w:rPr>
+                <w:rFonts w:ascii="Arial" w:hAnsi="Arial" w:cs="Arial"/>
+                <w:b w:val="0"/>
+                <w:color w:val="15212B"/>
+                <w:sz w:val="19"/>
+                <w:rtl w:val="1"/>
+                <w:rtl w:val="1"/>
+              </w:rPr>
+              <w:t>تکمیل به‌عنوان برآورد</w:t>
+            </w:r>
+          </w:p>
+        </w:tc>
+      </w:tr>
+      <w:tr>
+        <w:tc>
+          <w:tcPr>
+            <w:tcW w:type="dxa" w:w="3096"/>
+            <w:vAlign w:val="center"/>
+            <w:tcMar>
+              <w:top w:w="100" w:type="dxa"/>
+              <w:start w:w="140" w:type="dxa"/>
+              <w:bottom w:w="100" w:type="dxa"/>
+              <w:end w:w="140" w:type="dxa"/>
+            </w:tcMar>
+          </w:tcPr>
+          <w:p>
+            <w:pPr>
+              <w:spacing w:before="0" w:after="0" w:line="276" w:lineRule="auto"/>
+              <w:jc w:val="right"/>
+              <w:bidi w:val="1"/>
+            </w:pPr>
+            <w:r>
+              <w:rPr>
+                <w:rFonts w:ascii="Arial" w:hAnsi="Arial" w:cs="Arial"/>
+                <w:b w:val="0"/>
+                <w:color w:val="15212B"/>
+                <w:sz w:val="19"/>
+                <w:rtl w:val="1"/>
+                <w:rtl w:val="1"/>
+              </w:rPr>
+              <w:t>نتیجه واقعی و محدودیت</w:t>
+            </w:r>
+          </w:p>
+        </w:tc>
+        <w:tc>
+          <w:tcPr>
+            <w:tcW w:type="dxa" w:w="1512"/>
+            <w:vAlign w:val="center"/>
+            <w:tcMar>
+              <w:top w:w="100" w:type="dxa"/>
+              <w:start w:w="140" w:type="dxa"/>
+              <w:bottom w:w="100" w:type="dxa"/>
+              <w:end w:w="140" w:type="dxa"/>
+            </w:tcMar>
+          </w:tcPr>
+          <w:p>
+            <w:pPr>
+              <w:spacing w:before="0" w:after="0" w:line="276" w:lineRule="auto"/>
+              <w:jc w:val="right"/>
+              <w:bidi w:val="1"/>
+            </w:pPr>
+            <w:r>
+              <w:rPr>
+                <w:rFonts w:ascii="Arial" w:hAnsi="Arial" w:cs="Arial"/>
+                <w:b w:val="0"/>
+                <w:color w:val="15212B"/>
+                <w:sz w:val="19"/>
+                <w:rtl w:val="1"/>
+                <w:rtl w:val="1"/>
+              </w:rPr>
+              <w:t>وب‌اپ، ۹ بازخورد، دو تماس و صفر اعتبارسنجی بالینی</w:t>
+            </w:r>
+          </w:p>
+        </w:tc>
+        <w:tc>
+          <w:tcPr>
+            <w:tcW w:type="dxa" w:w="4752"/>
+            <w:vAlign w:val="center"/>
+            <w:tcMar>
+              <w:top w:w="100" w:type="dxa"/>
+              <w:start w:w="140" w:type="dxa"/>
+              <w:bottom w:w="100" w:type="dxa"/>
+              <w:end w:w="140" w:type="dxa"/>
+            </w:tcMar>
+          </w:tcPr>
+          <w:p>
+            <w:pPr>
+              <w:spacing w:before="0" w:after="0" w:line="276" w:lineRule="auto"/>
+              <w:jc w:val="right"/>
+              <w:bidi w:val="1"/>
+            </w:pPr>
+            <w:r>
+              <w:rPr>
+                <w:rFonts w:ascii="Arial" w:hAnsi="Arial" w:cs="Arial"/>
+                <w:b w:val="0"/>
+                <w:color w:val="15212B"/>
+                <w:sz w:val="19"/>
+                <w:rtl w:val="1"/>
+                <w:rtl w:val="1"/>
+              </w:rPr>
+              <w:t>تکمیل و بدون اغراق</w:t>
+            </w:r>
+          </w:p>
+        </w:tc>
+      </w:tr>
+    </w:tbl>
+    <w:p>
+      <w:pPr>
+        <w:spacing w:after="40"/>
+      </w:pPr>
+    </w:p>
+    <w:p>
+      <w:r>
+        <w:br w:type="page"/>
+      </w:r>
+    </w:p>
+    <w:p>
+      <w:pPr>
+        <w:spacing w:before="320" w:after="160"/>
+        <w:jc w:val="right"/>
+        <w:keepNext/>
+        <w:bidi w:val="1"/>
+      </w:pPr>
+      <w:r>
+        <w:rPr>
+          <w:rFonts w:ascii="Arial" w:hAnsi="Arial" w:cs="Arial"/>
+          <w:b/>
+          <w:color w:val="064E5F"/>
+          <w:sz w:val="32"/>
+          <w:rtl w:val="1"/>
+        </w:rPr>
+        <w:t>بخش سوم: سامانه‌های مدیریت پروژه - ۳ نمره</w:t>
+      </w:r>
+    </w:p>
+    <w:tbl>
+      <w:tblPr>
+        <w:tblW w:type="auto" w:w="0"/>
+        <w:jc w:val="center"/>
+        <w:tblLayout w:type="fixed"/>
+        <w:tblLook w:firstColumn="1" w:firstRow="1" w:lastColumn="0" w:lastRow="0" w:noHBand="0" w:noVBand="1" w:val="04A0"/>
+      </w:tblPr>
+      <w:tblGrid>
+        <w:gridCol w:w="2340"/>
+        <w:gridCol w:w="2340"/>
+        <w:gridCol w:w="2340"/>
+        <w:gridCol w:w="2340"/>
+      </w:tblGrid>
+      <w:tr>
+        <w:trPr>
+          <w:tblHeader/>
+        </w:trPr>
+        <w:tc>
+          <w:tcPr>
+            <w:tcW w:type="dxa" w:w="2340"/>
+            <w:vAlign w:val="center"/>
+            <w:tcMar>
+              <w:top w:w="100" w:type="dxa"/>
+              <w:start w:w="140" w:type="dxa"/>
+              <w:bottom w:w="100" w:type="dxa"/>
+              <w:end w:w="140" w:type="dxa"/>
+            </w:tcMar>
+            <w:shd w:fill="EAF4F3"/>
+          </w:tcPr>
+          <w:p>
+            <w:pPr>
+              <w:spacing w:before="0" w:after="0" w:line="276" w:lineRule="auto"/>
+              <w:jc w:val="right"/>
+              <w:bidi w:val="1"/>
+            </w:pPr>
+            <w:r>
+              <w:rPr>
+                <w:rFonts w:ascii="Arial" w:hAnsi="Arial" w:cs="Arial"/>
+                <w:b/>
+                <w:color w:val="064E5F"/>
+                <w:sz w:val="19"/>
+                <w:rtl w:val="1"/>
+                <w:rtl w:val="1"/>
+              </w:rPr>
+              <w:t>الزام</w:t>
+            </w:r>
+          </w:p>
+        </w:tc>
+        <w:tc>
+          <w:tcPr>
+            <w:tcW w:type="dxa" w:w="2340"/>
+            <w:vAlign w:val="center"/>
+            <w:tcMar>
+              <w:top w:w="100" w:type="dxa"/>
+              <w:start w:w="140" w:type="dxa"/>
+              <w:bottom w:w="100" w:type="dxa"/>
+              <w:end w:w="140" w:type="dxa"/>
+            </w:tcMar>
+            <w:shd w:fill="EAF4F3"/>
+          </w:tcPr>
+          <w:p>
+            <w:pPr>
+              <w:spacing w:before="0" w:after="0" w:line="276" w:lineRule="auto"/>
+              <w:jc w:val="right"/>
+              <w:bidi w:val="1"/>
+            </w:pPr>
+            <w:r>
+              <w:rPr>
+                <w:rFonts w:ascii="Arial" w:hAnsi="Arial" w:cs="Arial"/>
+                <w:b/>
+                <w:color w:val="064E5F"/>
+                <w:sz w:val="19"/>
+                <w:rtl w:val="1"/>
+                <w:rtl w:val="1"/>
+              </w:rPr>
+              <w:t>شاهد آماده</w:t>
+            </w:r>
+          </w:p>
+        </w:tc>
+        <w:tc>
+          <w:tcPr>
+            <w:tcW w:type="dxa" w:w="2340"/>
+            <w:vAlign w:val="center"/>
+            <w:tcMar>
+              <w:top w:w="100" w:type="dxa"/>
+              <w:start w:w="140" w:type="dxa"/>
+              <w:bottom w:w="100" w:type="dxa"/>
+              <w:end w:w="140" w:type="dxa"/>
+            </w:tcMar>
+            <w:shd w:fill="EAF4F3"/>
+          </w:tcPr>
+          <w:p>
+            <w:pPr>
+              <w:spacing w:before="0" w:after="0" w:line="276" w:lineRule="auto"/>
+              <w:jc w:val="right"/>
+              <w:bidi w:val="1"/>
+            </w:pPr>
+            <w:r>
+              <w:rPr>
+                <w:rFonts w:ascii="Arial" w:hAnsi="Arial" w:cs="Arial"/>
+                <w:b/>
+                <w:color w:val="064E5F"/>
+                <w:sz w:val="19"/>
+                <w:rtl w:val="1"/>
+                <w:rtl w:val="1"/>
+              </w:rPr>
+              <w:t>وضعیت واقعی</w:t>
             </w:r>
           </w:p>
         </w:tc>
@@ -189,7 +1898,7 @@
                 <w:rtl w:val="1"/>
                 <w:rtl w:val="1"/>
               </w:rPr>
-              <w:t>اجرای علمی و ساختارمند پروژه</w:t>
+              <w:t>دسترسی کامل تیم آموزشی</w:t>
             </w:r>
           </w:p>
         </w:tc>
@@ -219,7 +1928,7 @@
                 <w:rtl w:val="1"/>
                 <w:rtl w:val="1"/>
               </w:rPr>
-              <w:t>Charter، Scope، WBS، RACI، Sprint Notes، Risk، KPI و Change Log</w:t>
+              <w:t>راهنمای اشتراک‌گذاری آماده است</w:t>
             </w:r>
           </w:p>
         </w:tc>
@@ -249,7 +1958,7 @@
                 <w:rtl w:val="1"/>
                 <w:rtl w:val="1"/>
               </w:rPr>
-              <w:t>تکمیل</w:t>
+              <w:t>نیاز به تکمیل</w:t>
             </w:r>
           </w:p>
         </w:tc>
@@ -279,7 +1988,7 @@
                 <w:rtl w:val="1"/>
                 <w:rtl w:val="1"/>
               </w:rPr>
-              <w:t>-</w:t>
+              <w:t>ایمیل‌های اعلامی استاد/TA دعوت و دسترسی در حالت ناشناس تست شود</w:t>
             </w:r>
           </w:p>
         </w:tc>
@@ -311,7 +2020,7 @@
                 <w:rtl w:val="1"/>
                 <w:rtl w:val="1"/>
               </w:rPr>
-              <w:t>مستندسازی فرایندها و دانش تولیدشده</w:t>
+              <w:t>Jira: وظیفه دقیق، Assignee و Agile</w:t>
             </w:r>
           </w:p>
         </w:tc>
@@ -341,7 +2050,7 @@
                 <w:rtl w:val="1"/>
                 <w:rtl w:val="1"/>
               </w:rPr>
-              <w:t>Knowledge Base، Architecture، API، Model Card، Decision Log، AI Usage و Lessons Learned</w:t>
+              <w:t>۹ Epic، ۴۸ Story/Task، Sprint و DoD</w:t>
             </w:r>
           </w:p>
         </w:tc>
@@ -371,7 +2080,7 @@
                 <w:rtl w:val="1"/>
                 <w:rtl w:val="1"/>
               </w:rPr>
-              <w:t>تکمیل</w:t>
+              <w:t>آماده ورود</w:t>
             </w:r>
           </w:p>
         </w:tc>
@@ -401,7 +2110,7 @@
                 <w:rtl w:val="1"/>
                 <w:rtl w:val="1"/>
               </w:rPr>
-              <w:t>انتقال نهایی به فضای Notion تیم</w:t>
+              <w:t>import، تخصیص حساب واقعی و ثبت لینک board</w:t>
             </w:r>
           </w:p>
         </w:tc>
@@ -433,7 +2142,7 @@
                 <w:rtl w:val="1"/>
                 <w:rtl w:val="1"/>
               </w:rPr>
-              <w:t>مدیریت منابع انسانی</w:t>
+              <w:t>Jira: Time Tracking از کارهای انجام‌شده</w:t>
             </w:r>
           </w:p>
         </w:tc>
@@ -463,7 +2172,7 @@
                 <w:rtl w:val="1"/>
                 <w:rtl w:val="1"/>
               </w:rPr>
-              <w:t>نقش‌ها، RACI و ۸۸ ساعت Time Tracking</w:t>
+              <w:t>فایل ۸۸ ساعت برآوردی و Evidence Link</w:t>
             </w:r>
           </w:p>
         </w:tc>
@@ -493,7 +2202,7 @@
                 <w:rtl w:val="1"/>
                 <w:rtl w:val="1"/>
               </w:rPr>
-              <w:t>تکمیل برآوردی</w:t>
+              <w:t>آماده انتقال صادقانه</w:t>
             </w:r>
           </w:p>
         </w:tc>
@@ -523,7 +2232,7 @@
                 <w:rtl w:val="1"/>
                 <w:rtl w:val="1"/>
               </w:rPr>
-              <w:t>تأیید نهایی ساعت‌ها توسط اعضا</w:t>
+              <w:t>ثبت با توضیح «بازسازی بر اساس شواهد»، نه تاریخچه ساختگی</w:t>
             </w:r>
           </w:p>
         </w:tc>
@@ -555,7 +2264,7 @@
                 <w:rtl w:val="1"/>
                 <w:rtl w:val="1"/>
               </w:rPr>
-              <w:t>مدیریت منابع غیرانسانی و هزینه</w:t>
+              <w:t>Jira: کارهای آینده</w:t>
             </w:r>
           </w:p>
         </w:tc>
@@ -585,617 +2294,7 @@
                 <w:rtl w:val="1"/>
                 <w:rtl w:val="1"/>
               </w:rPr>
-              <w:t>Resource/Cost Register و ثبت free tier، تجهیزات و هزینه‌های رخ‌نداده</w:t>
-            </w:r>
-          </w:p>
-        </w:tc>
-        <w:tc>
-          <w:tcPr>
-            <w:tcW w:type="dxa" w:w="2340"/>
-            <w:vAlign w:val="center"/>
-            <w:tcMar>
-              <w:top w:w="100" w:type="dxa"/>
-              <w:start w:w="140" w:type="dxa"/>
-              <w:bottom w:w="100" w:type="dxa"/>
-              <w:end w:w="140" w:type="dxa"/>
-            </w:tcMar>
-          </w:tcPr>
-          <w:p>
-            <w:pPr>
-              <w:spacing w:before="0" w:after="0" w:line="276" w:lineRule="auto"/>
-              <w:jc w:val="right"/>
-              <w:bidi w:val="1"/>
-            </w:pPr>
-            <w:r>
-              <w:rPr>
-                <w:rFonts w:ascii="Arial" w:hAnsi="Arial" w:cs="Arial"/>
-                <w:b w:val="0"/>
-                <w:color w:val="15212B"/>
-                <w:sz w:val="19"/>
-                <w:rtl w:val="1"/>
-                <w:rtl w:val="1"/>
-              </w:rPr>
-              <w:t>تکمیل</w:t>
-            </w:r>
-          </w:p>
-        </w:tc>
-        <w:tc>
-          <w:tcPr>
-            <w:tcW w:type="dxa" w:w="2340"/>
-            <w:vAlign w:val="center"/>
-            <w:tcMar>
-              <w:top w:w="100" w:type="dxa"/>
-              <w:start w:w="140" w:type="dxa"/>
-              <w:bottom w:w="100" w:type="dxa"/>
-              <w:end w:w="140" w:type="dxa"/>
-            </w:tcMar>
-          </w:tcPr>
-          <w:p>
-            <w:pPr>
-              <w:spacing w:before="0" w:after="0" w:line="276" w:lineRule="auto"/>
-              <w:jc w:val="right"/>
-              <w:bidi w:val="1"/>
-            </w:pPr>
-            <w:r>
-              <w:rPr>
-                <w:rFonts w:ascii="Arial" w:hAnsi="Arial" w:cs="Arial"/>
-                <w:b w:val="0"/>
-                <w:color w:val="15212B"/>
-                <w:sz w:val="19"/>
-                <w:rtl w:val="1"/>
-                <w:rtl w:val="1"/>
-              </w:rPr>
-              <w:t>ثبت رسید چاپ در صورت انجام</w:t>
-            </w:r>
-          </w:p>
-        </w:tc>
-      </w:tr>
-      <w:tr>
-        <w:tc>
-          <w:tcPr>
-            <w:tcW w:type="dxa" w:w="2340"/>
-            <w:vAlign w:val="center"/>
-            <w:tcMar>
-              <w:top w:w="100" w:type="dxa"/>
-              <w:start w:w="140" w:type="dxa"/>
-              <w:bottom w:w="100" w:type="dxa"/>
-              <w:end w:w="140" w:type="dxa"/>
-            </w:tcMar>
-          </w:tcPr>
-          <w:p>
-            <w:pPr>
-              <w:spacing w:before="0" w:after="0" w:line="276" w:lineRule="auto"/>
-              <w:jc w:val="right"/>
-              <w:bidi w:val="1"/>
-            </w:pPr>
-            <w:r>
-              <w:rPr>
-                <w:rFonts w:ascii="Arial" w:hAnsi="Arial" w:cs="Arial"/>
-                <w:b w:val="0"/>
-                <w:color w:val="15212B"/>
-                <w:sz w:val="19"/>
-                <w:rtl w:val="1"/>
-                <w:rtl w:val="1"/>
-              </w:rPr>
-              <w:t>مدیریت ارتباطات</w:t>
-            </w:r>
-          </w:p>
-        </w:tc>
-        <w:tc>
-          <w:tcPr>
-            <w:tcW w:type="dxa" w:w="2340"/>
-            <w:vAlign w:val="center"/>
-            <w:tcMar>
-              <w:top w:w="100" w:type="dxa"/>
-              <w:start w:w="140" w:type="dxa"/>
-              <w:bottom w:w="100" w:type="dxa"/>
-              <w:end w:w="140" w:type="dxa"/>
-            </w:tcMar>
-          </w:tcPr>
-          <w:p>
-            <w:pPr>
-              <w:spacing w:before="0" w:after="0" w:line="276" w:lineRule="auto"/>
-              <w:jc w:val="right"/>
-              <w:bidi w:val="1"/>
-            </w:pPr>
-            <w:r>
-              <w:rPr>
-                <w:rFonts w:ascii="Arial" w:hAnsi="Arial" w:cs="Arial"/>
-                <w:b w:val="0"/>
-                <w:color w:val="15212B"/>
-                <w:sz w:val="19"/>
-                <w:rtl w:val="1"/>
-                <w:rtl w:val="1"/>
-              </w:rPr>
-              <w:t>برنامه ارتباطات، ۹ بازخورد و Outreach Log دو مرکز درمانی</w:t>
-            </w:r>
-          </w:p>
-        </w:tc>
-        <w:tc>
-          <w:tcPr>
-            <w:tcW w:type="dxa" w:w="2340"/>
-            <w:vAlign w:val="center"/>
-            <w:tcMar>
-              <w:top w:w="100" w:type="dxa"/>
-              <w:start w:w="140" w:type="dxa"/>
-              <w:bottom w:w="100" w:type="dxa"/>
-              <w:end w:w="140" w:type="dxa"/>
-            </w:tcMar>
-          </w:tcPr>
-          <w:p>
-            <w:pPr>
-              <w:spacing w:before="0" w:after="0" w:line="276" w:lineRule="auto"/>
-              <w:jc w:val="right"/>
-              <w:bidi w:val="1"/>
-            </w:pPr>
-            <w:r>
-              <w:rPr>
-                <w:rFonts w:ascii="Arial" w:hAnsi="Arial" w:cs="Arial"/>
-                <w:b w:val="0"/>
-                <w:color w:val="15212B"/>
-                <w:sz w:val="19"/>
-                <w:rtl w:val="1"/>
-                <w:rtl w:val="1"/>
-              </w:rPr>
-              <w:t>فعال</w:t>
-            </w:r>
-          </w:p>
-        </w:tc>
-        <w:tc>
-          <w:tcPr>
-            <w:tcW w:type="dxa" w:w="2340"/>
-            <w:vAlign w:val="center"/>
-            <w:tcMar>
-              <w:top w:w="100" w:type="dxa"/>
-              <w:start w:w="140" w:type="dxa"/>
-              <w:bottom w:w="100" w:type="dxa"/>
-              <w:end w:w="140" w:type="dxa"/>
-            </w:tcMar>
-          </w:tcPr>
-          <w:p>
-            <w:pPr>
-              <w:spacing w:before="0" w:after="0" w:line="276" w:lineRule="auto"/>
-              <w:jc w:val="right"/>
-              <w:bidi w:val="1"/>
-            </w:pPr>
-            <w:r>
-              <w:rPr>
-                <w:rFonts w:ascii="Arial" w:hAnsi="Arial" w:cs="Arial"/>
-                <w:b w:val="0"/>
-                <w:color w:val="15212B"/>
-                <w:sz w:val="19"/>
-                <w:rtl w:val="1"/>
-                <w:rtl w:val="1"/>
-              </w:rPr>
-              <w:t>پیگیری پاسخ نهایی مراکز</w:t>
-            </w:r>
-          </w:p>
-        </w:tc>
-      </w:tr>
-      <w:tr>
-        <w:tc>
-          <w:tcPr>
-            <w:tcW w:type="dxa" w:w="2340"/>
-            <w:vAlign w:val="center"/>
-            <w:tcMar>
-              <w:top w:w="100" w:type="dxa"/>
-              <w:start w:w="140" w:type="dxa"/>
-              <w:bottom w:w="100" w:type="dxa"/>
-              <w:end w:w="140" w:type="dxa"/>
-            </w:tcMar>
-          </w:tcPr>
-          <w:p>
-            <w:pPr>
-              <w:spacing w:before="0" w:after="0" w:line="276" w:lineRule="auto"/>
-              <w:jc w:val="right"/>
-              <w:bidi w:val="1"/>
-            </w:pPr>
-            <w:r>
-              <w:rPr>
-                <w:rFonts w:ascii="Arial" w:hAnsi="Arial" w:cs="Arial"/>
-                <w:b w:val="0"/>
-                <w:color w:val="15212B"/>
-                <w:sz w:val="19"/>
-                <w:rtl w:val="1"/>
-                <w:rtl w:val="1"/>
-              </w:rPr>
-              <w:t>نتیجه واقعی و اجتماعی</w:t>
-            </w:r>
-          </w:p>
-        </w:tc>
-        <w:tc>
-          <w:tcPr>
-            <w:tcW w:type="dxa" w:w="2340"/>
-            <w:vAlign w:val="center"/>
-            <w:tcMar>
-              <w:top w:w="100" w:type="dxa"/>
-              <w:start w:w="140" w:type="dxa"/>
-              <w:bottom w:w="100" w:type="dxa"/>
-              <w:end w:w="140" w:type="dxa"/>
-            </w:tcMar>
-          </w:tcPr>
-          <w:p>
-            <w:pPr>
-              <w:spacing w:before="0" w:after="0" w:line="276" w:lineRule="auto"/>
-              <w:jc w:val="right"/>
-              <w:bidi w:val="1"/>
-            </w:pPr>
-            <w:r>
-              <w:rPr>
-                <w:rFonts w:ascii="Arial" w:hAnsi="Arial" w:cs="Arial"/>
-                <w:b w:val="0"/>
-                <w:color w:val="15212B"/>
-                <w:sz w:val="19"/>
-                <w:rtl w:val="1"/>
-                <w:rtl w:val="1"/>
-              </w:rPr>
-              <w:t>وب‌اپ عمومی، ۹ بازخورد تأییدشده و تغییرات محصول</w:t>
-            </w:r>
-          </w:p>
-        </w:tc>
-        <w:tc>
-          <w:tcPr>
-            <w:tcW w:type="dxa" w:w="2340"/>
-            <w:vAlign w:val="center"/>
-            <w:tcMar>
-              <w:top w:w="100" w:type="dxa"/>
-              <w:start w:w="140" w:type="dxa"/>
-              <w:bottom w:w="100" w:type="dxa"/>
-              <w:end w:w="140" w:type="dxa"/>
-            </w:tcMar>
-          </w:tcPr>
-          <w:p>
-            <w:pPr>
-              <w:spacing w:before="0" w:after="0" w:line="276" w:lineRule="auto"/>
-              <w:jc w:val="right"/>
-              <w:bidi w:val="1"/>
-            </w:pPr>
-            <w:r>
-              <w:rPr>
-                <w:rFonts w:ascii="Arial" w:hAnsi="Arial" w:cs="Arial"/>
-                <w:b w:val="0"/>
-                <w:color w:val="15212B"/>
-                <w:sz w:val="19"/>
-                <w:rtl w:val="1"/>
-                <w:rtl w:val="1"/>
-              </w:rPr>
-              <w:t>تکمیل در سطح MVP</w:t>
-            </w:r>
-          </w:p>
-        </w:tc>
-        <w:tc>
-          <w:tcPr>
-            <w:tcW w:type="dxa" w:w="2340"/>
-            <w:vAlign w:val="center"/>
-            <w:tcMar>
-              <w:top w:w="100" w:type="dxa"/>
-              <w:start w:w="140" w:type="dxa"/>
-              <w:bottom w:w="100" w:type="dxa"/>
-              <w:end w:w="140" w:type="dxa"/>
-            </w:tcMar>
-          </w:tcPr>
-          <w:p>
-            <w:pPr>
-              <w:spacing w:before="0" w:after="0" w:line="276" w:lineRule="auto"/>
-              <w:jc w:val="right"/>
-              <w:bidi w:val="1"/>
-            </w:pPr>
-            <w:r>
-              <w:rPr>
-                <w:rFonts w:ascii="Arial" w:hAnsi="Arial" w:cs="Arial"/>
-                <w:b w:val="0"/>
-                <w:color w:val="15212B"/>
-                <w:sz w:val="19"/>
-                <w:rtl w:val="1"/>
-                <w:rtl w:val="1"/>
-              </w:rPr>
-              <w:t>اعتبارسنجی بالینی هنوز انجام نشده</w:t>
-            </w:r>
-          </w:p>
-        </w:tc>
-      </w:tr>
-      <w:tr>
-        <w:tc>
-          <w:tcPr>
-            <w:tcW w:type="dxa" w:w="2340"/>
-            <w:vAlign w:val="center"/>
-            <w:tcMar>
-              <w:top w:w="100" w:type="dxa"/>
-              <w:start w:w="140" w:type="dxa"/>
-              <w:bottom w:w="100" w:type="dxa"/>
-              <w:end w:w="140" w:type="dxa"/>
-            </w:tcMar>
-          </w:tcPr>
-          <w:p>
-            <w:pPr>
-              <w:spacing w:before="0" w:after="0" w:line="276" w:lineRule="auto"/>
-              <w:jc w:val="right"/>
-              <w:bidi w:val="1"/>
-            </w:pPr>
-            <w:r>
-              <w:rPr>
-                <w:rFonts w:ascii="Arial" w:hAnsi="Arial" w:cs="Arial"/>
-                <w:b w:val="0"/>
-                <w:color w:val="15212B"/>
-                <w:sz w:val="19"/>
-                <w:rtl w:val="1"/>
-                <w:rtl w:val="1"/>
-              </w:rPr>
-              <w:t>ارائه نهایی</w:t>
-            </w:r>
-          </w:p>
-        </w:tc>
-        <w:tc>
-          <w:tcPr>
-            <w:tcW w:type="dxa" w:w="2340"/>
-            <w:vAlign w:val="center"/>
-            <w:tcMar>
-              <w:top w:w="100" w:type="dxa"/>
-              <w:start w:w="140" w:type="dxa"/>
-              <w:bottom w:w="100" w:type="dxa"/>
-              <w:end w:w="140" w:type="dxa"/>
-            </w:tcMar>
-          </w:tcPr>
-          <w:p>
-            <w:pPr>
-              <w:spacing w:before="0" w:after="0" w:line="276" w:lineRule="auto"/>
-              <w:jc w:val="right"/>
-              <w:bidi w:val="1"/>
-            </w:pPr>
-            <w:r>
-              <w:rPr>
-                <w:rFonts w:ascii="Arial" w:hAnsi="Arial" w:cs="Arial"/>
-                <w:b w:val="0"/>
-                <w:color w:val="15212B"/>
-                <w:sz w:val="19"/>
-                <w:rtl w:val="1"/>
-                <w:rtl w:val="1"/>
-              </w:rPr>
-              <w:t>سناریوی ۱۰ دقیقه‌ای با تقسیم ۶ + ۲ + ۲</w:t>
-            </w:r>
-          </w:p>
-        </w:tc>
-        <w:tc>
-          <w:tcPr>
-            <w:tcW w:type="dxa" w:w="2340"/>
-            <w:vAlign w:val="center"/>
-            <w:tcMar>
-              <w:top w:w="100" w:type="dxa"/>
-              <w:start w:w="140" w:type="dxa"/>
-              <w:bottom w:w="100" w:type="dxa"/>
-              <w:end w:w="140" w:type="dxa"/>
-            </w:tcMar>
-          </w:tcPr>
-          <w:p>
-            <w:pPr>
-              <w:spacing w:before="0" w:after="0" w:line="276" w:lineRule="auto"/>
-              <w:jc w:val="right"/>
-              <w:bidi w:val="1"/>
-            </w:pPr>
-            <w:r>
-              <w:rPr>
-                <w:rFonts w:ascii="Arial" w:hAnsi="Arial" w:cs="Arial"/>
-                <w:b w:val="0"/>
-                <w:color w:val="15212B"/>
-                <w:sz w:val="19"/>
-                <w:rtl w:val="1"/>
-                <w:rtl w:val="1"/>
-              </w:rPr>
-              <w:t>آماده ضبط</w:t>
-            </w:r>
-          </w:p>
-        </w:tc>
-        <w:tc>
-          <w:tcPr>
-            <w:tcW w:type="dxa" w:w="2340"/>
-            <w:vAlign w:val="center"/>
-            <w:tcMar>
-              <w:top w:w="100" w:type="dxa"/>
-              <w:start w:w="140" w:type="dxa"/>
-              <w:bottom w:w="100" w:type="dxa"/>
-              <w:end w:w="140" w:type="dxa"/>
-            </w:tcMar>
-          </w:tcPr>
-          <w:p>
-            <w:pPr>
-              <w:spacing w:before="0" w:after="0" w:line="276" w:lineRule="auto"/>
-              <w:jc w:val="right"/>
-              <w:bidi w:val="1"/>
-            </w:pPr>
-            <w:r>
-              <w:rPr>
-                <w:rFonts w:ascii="Arial" w:hAnsi="Arial" w:cs="Arial"/>
-                <w:b w:val="0"/>
-                <w:color w:val="15212B"/>
-                <w:sz w:val="19"/>
-                <w:rtl w:val="1"/>
-                <w:rtl w:val="1"/>
-              </w:rPr>
-              <w:t>ضبط و بارگذاری</w:t>
-            </w:r>
-          </w:p>
-        </w:tc>
-      </w:tr>
-      <w:tr>
-        <w:tc>
-          <w:tcPr>
-            <w:tcW w:type="dxa" w:w="2340"/>
-            <w:vAlign w:val="center"/>
-            <w:tcMar>
-              <w:top w:w="100" w:type="dxa"/>
-              <w:start w:w="140" w:type="dxa"/>
-              <w:bottom w:w="100" w:type="dxa"/>
-              <w:end w:w="140" w:type="dxa"/>
-            </w:tcMar>
-          </w:tcPr>
-          <w:p>
-            <w:pPr>
-              <w:spacing w:before="0" w:after="0" w:line="276" w:lineRule="auto"/>
-              <w:jc w:val="right"/>
-              <w:bidi w:val="1"/>
-            </w:pPr>
-            <w:r>
-              <w:rPr>
-                <w:rFonts w:ascii="Arial" w:hAnsi="Arial" w:cs="Arial"/>
-                <w:b w:val="0"/>
-                <w:color w:val="15212B"/>
-                <w:sz w:val="19"/>
-                <w:rtl w:val="1"/>
-                <w:rtl w:val="1"/>
-              </w:rPr>
-              <w:t>پوستر حرفه‌ای</w:t>
-            </w:r>
-          </w:p>
-        </w:tc>
-        <w:tc>
-          <w:tcPr>
-            <w:tcW w:type="dxa" w:w="2340"/>
-            <w:vAlign w:val="center"/>
-            <w:tcMar>
-              <w:top w:w="100" w:type="dxa"/>
-              <w:start w:w="140" w:type="dxa"/>
-              <w:bottom w:w="100" w:type="dxa"/>
-              <w:end w:w="140" w:type="dxa"/>
-            </w:tcMar>
-          </w:tcPr>
-          <w:p>
-            <w:pPr>
-              <w:spacing w:before="0" w:after="0" w:line="276" w:lineRule="auto"/>
-              <w:jc w:val="right"/>
-              <w:bidi w:val="1"/>
-            </w:pPr>
-            <w:r>
-              <w:rPr>
-                <w:rFonts w:ascii="Arial" w:hAnsi="Arial" w:cs="Arial"/>
-                <w:b w:val="0"/>
-                <w:color w:val="15212B"/>
-                <w:sz w:val="19"/>
-                <w:rtl w:val="1"/>
-                <w:rtl w:val="1"/>
-              </w:rPr>
-              <w:t>محتوای A0، KPI، Burndown، تیم، QR و شواهد نتیجه واقعی</w:t>
-            </w:r>
-          </w:p>
-        </w:tc>
-        <w:tc>
-          <w:tcPr>
-            <w:tcW w:type="dxa" w:w="2340"/>
-            <w:vAlign w:val="center"/>
-            <w:tcMar>
-              <w:top w:w="100" w:type="dxa"/>
-              <w:start w:w="140" w:type="dxa"/>
-              <w:bottom w:w="100" w:type="dxa"/>
-              <w:end w:w="140" w:type="dxa"/>
-            </w:tcMar>
-          </w:tcPr>
-          <w:p>
-            <w:pPr>
-              <w:spacing w:before="0" w:after="0" w:line="276" w:lineRule="auto"/>
-              <w:jc w:val="right"/>
-              <w:bidi w:val="1"/>
-            </w:pPr>
-            <w:r>
-              <w:rPr>
-                <w:rFonts w:ascii="Arial" w:hAnsi="Arial" w:cs="Arial"/>
-                <w:b w:val="0"/>
-                <w:color w:val="15212B"/>
-                <w:sz w:val="19"/>
-                <w:rtl w:val="1"/>
-                <w:rtl w:val="1"/>
-              </w:rPr>
-              <w:t>آماده محتوا</w:t>
-            </w:r>
-          </w:p>
-        </w:tc>
-        <w:tc>
-          <w:tcPr>
-            <w:tcW w:type="dxa" w:w="2340"/>
-            <w:vAlign w:val="center"/>
-            <w:tcMar>
-              <w:top w:w="100" w:type="dxa"/>
-              <w:start w:w="140" w:type="dxa"/>
-              <w:bottom w:w="100" w:type="dxa"/>
-              <w:end w:w="140" w:type="dxa"/>
-            </w:tcMar>
-          </w:tcPr>
-          <w:p>
-            <w:pPr>
-              <w:spacing w:before="0" w:after="0" w:line="276" w:lineRule="auto"/>
-              <w:jc w:val="right"/>
-              <w:bidi w:val="1"/>
-            </w:pPr>
-            <w:r>
-              <w:rPr>
-                <w:rFonts w:ascii="Arial" w:hAnsi="Arial" w:cs="Arial"/>
-                <w:b w:val="0"/>
-                <w:color w:val="15212B"/>
-                <w:sz w:val="19"/>
-                <w:rtl w:val="1"/>
-                <w:rtl w:val="1"/>
-              </w:rPr>
-              <w:t>جایگزینی نسخه نهایی طراحی‌شده و بارگذاری</w:t>
-            </w:r>
-          </w:p>
-        </w:tc>
-      </w:tr>
-      <w:tr>
-        <w:tc>
-          <w:tcPr>
-            <w:tcW w:type="dxa" w:w="2340"/>
-            <w:vAlign w:val="center"/>
-            <w:tcMar>
-              <w:top w:w="100" w:type="dxa"/>
-              <w:start w:w="140" w:type="dxa"/>
-              <w:bottom w:w="100" w:type="dxa"/>
-              <w:end w:w="140" w:type="dxa"/>
-            </w:tcMar>
-          </w:tcPr>
-          <w:p>
-            <w:pPr>
-              <w:spacing w:before="0" w:after="0" w:line="276" w:lineRule="auto"/>
-              <w:jc w:val="right"/>
-              <w:bidi w:val="1"/>
-            </w:pPr>
-            <w:r>
-              <w:rPr>
-                <w:rFonts w:ascii="Arial" w:hAnsi="Arial" w:cs="Arial"/>
-                <w:b w:val="0"/>
-                <w:color w:val="15212B"/>
-                <w:sz w:val="19"/>
-                <w:rtl w:val="1"/>
-                <w:rtl w:val="1"/>
-              </w:rPr>
-              <w:t>گزارش نهایی</w:t>
-            </w:r>
-          </w:p>
-        </w:tc>
-        <w:tc>
-          <w:tcPr>
-            <w:tcW w:type="dxa" w:w="2340"/>
-            <w:vAlign w:val="center"/>
-            <w:tcMar>
-              <w:top w:w="100" w:type="dxa"/>
-              <w:start w:w="140" w:type="dxa"/>
-              <w:bottom w:w="100" w:type="dxa"/>
-              <w:end w:w="140" w:type="dxa"/>
-            </w:tcMar>
-          </w:tcPr>
-          <w:p>
-            <w:pPr>
-              <w:spacing w:before="0" w:after="0" w:line="276" w:lineRule="auto"/>
-              <w:jc w:val="right"/>
-              <w:bidi w:val="1"/>
-            </w:pPr>
-            <w:r>
-              <w:rPr>
-                <w:rFonts w:ascii="Arial" w:hAnsi="Arial" w:cs="Arial"/>
-                <w:b w:val="0"/>
-                <w:color w:val="15212B"/>
-                <w:sz w:val="19"/>
-                <w:rtl w:val="1"/>
-                <w:rtl w:val="1"/>
-              </w:rPr>
-              <w:t>گزارش اصلی و به‌روزرسانی نهایی Word</w:t>
+              <w:t>اعتبارسنجی، fairness، پایلوت و پیگیری مرکز</w:t>
             </w:r>
           </w:p>
         </w:tc>
@@ -1255,7 +2354,7 @@
                 <w:rtl w:val="1"/>
                 <w:rtl w:val="1"/>
               </w:rPr>
-              <w:t>بازبینی مشخصات تماس/دانشجویی پیش از بارگذاری</w:t>
+              <w:t>در backlog آینده باز نگه داشته شود</w:t>
             </w:r>
           </w:p>
         </w:tc>
@@ -1287,7 +2386,7 @@
                 <w:rtl w:val="1"/>
                 <w:rtl w:val="1"/>
               </w:rPr>
-              <w:t>سامانه مدیریت کار</w:t>
+              <w:t>Notion: ساختار اسناد</w:t>
             </w:r>
           </w:p>
         </w:tc>
@@ -1317,7 +2416,7 @@
                 <w:rtl w:val="1"/>
                 <w:rtl w:val="1"/>
               </w:rPr>
-              <w:t>Jira import، backlog، Sprint، assignee، time و evidence link</w:t>
+              <w:t>صفحه اصلی و فایل‌های قابل import</w:t>
             </w:r>
           </w:p>
         </w:tc>
@@ -1347,7 +2446,7 @@
                 <w:rtl w:val="1"/>
                 <w:rtl w:val="1"/>
               </w:rPr>
-              <w:t>آماده انتقال</w:t>
+              <w:t>آماده ورود</w:t>
             </w:r>
           </w:p>
         </w:tc>
@@ -1377,7 +2476,7 @@
                 <w:rtl w:val="1"/>
                 <w:rtl w:val="1"/>
               </w:rPr>
-              <w:t>لینک دقیق board و screenshot حساب تیم ثبت شود</w:t>
+              <w:t>import و ایجاد Relation/View</w:t>
             </w:r>
           </w:p>
         </w:tc>
@@ -1409,7 +2508,7 @@
                 <w:rtl w:val="1"/>
                 <w:rtl w:val="1"/>
               </w:rPr>
-              <w:t>سامانه مدیریت دانش</w:t>
+              <w:t>Notion: API و تصمیم فنی</w:t>
             </w:r>
           </w:p>
         </w:tc>
@@ -1439,129 +2538,7 @@
                 <w:rtl w:val="1"/>
                 <w:rtl w:val="1"/>
               </w:rPr>
-              <w:t>بسته Notion-ready و دانشنامه repository</w:t>
-            </w:r>
-          </w:p>
-        </w:tc>
-        <w:tc>
-          <w:tcPr>
-            <w:tcW w:type="dxa" w:w="2340"/>
-            <w:vAlign w:val="center"/>
-            <w:tcMar>
-              <w:top w:w="100" w:type="dxa"/>
-              <w:start w:w="140" w:type="dxa"/>
-              <w:bottom w:w="100" w:type="dxa"/>
-              <w:end w:w="140" w:type="dxa"/>
-            </w:tcMar>
-          </w:tcPr>
-          <w:p>
-            <w:pPr>
-              <w:spacing w:before="0" w:after="0" w:line="276" w:lineRule="auto"/>
-              <w:jc w:val="right"/>
-              <w:bidi w:val="1"/>
-            </w:pPr>
-            <w:r>
-              <w:rPr>
-                <w:rFonts w:ascii="Arial" w:hAnsi="Arial" w:cs="Arial"/>
-                <w:b w:val="0"/>
-                <w:color w:val="15212B"/>
-                <w:sz w:val="19"/>
-                <w:rtl w:val="1"/>
-                <w:rtl w:val="1"/>
-              </w:rPr>
-              <w:t>آماده انتقال</w:t>
-            </w:r>
-          </w:p>
-        </w:tc>
-        <w:tc>
-          <w:tcPr>
-            <w:tcW w:type="dxa" w:w="2340"/>
-            <w:vAlign w:val="center"/>
-            <w:tcMar>
-              <w:top w:w="100" w:type="dxa"/>
-              <w:start w:w="140" w:type="dxa"/>
-              <w:bottom w:w="100" w:type="dxa"/>
-              <w:end w:w="140" w:type="dxa"/>
-            </w:tcMar>
-          </w:tcPr>
-          <w:p>
-            <w:pPr>
-              <w:spacing w:before="0" w:after="0" w:line="276" w:lineRule="auto"/>
-              <w:jc w:val="right"/>
-              <w:bidi w:val="1"/>
-            </w:pPr>
-            <w:r>
-              <w:rPr>
-                <w:rFonts w:ascii="Arial" w:hAnsi="Arial" w:cs="Arial"/>
-                <w:b w:val="0"/>
-                <w:color w:val="15212B"/>
-                <w:sz w:val="19"/>
-                <w:rtl w:val="1"/>
-                <w:rtl w:val="1"/>
-              </w:rPr>
-              <w:t>لینک واقعی Notion و screenshot ثبت شود</w:t>
-            </w:r>
-          </w:p>
-        </w:tc>
-      </w:tr>
-      <w:tr>
-        <w:tc>
-          <w:tcPr>
-            <w:tcW w:type="dxa" w:w="2340"/>
-            <w:vAlign w:val="center"/>
-            <w:tcMar>
-              <w:top w:w="100" w:type="dxa"/>
-              <w:start w:w="140" w:type="dxa"/>
-              <w:bottom w:w="100" w:type="dxa"/>
-              <w:end w:w="140" w:type="dxa"/>
-            </w:tcMar>
-          </w:tcPr>
-          <w:p>
-            <w:pPr>
-              <w:spacing w:before="0" w:after="0" w:line="276" w:lineRule="auto"/>
-              <w:jc w:val="right"/>
-              <w:bidi w:val="1"/>
-            </w:pPr>
-            <w:r>
-              <w:rPr>
-                <w:rFonts w:ascii="Arial" w:hAnsi="Arial" w:cs="Arial"/>
-                <w:b w:val="0"/>
-                <w:color w:val="15212B"/>
-                <w:sz w:val="19"/>
-                <w:rtl w:val="1"/>
-                <w:rtl w:val="1"/>
-              </w:rPr>
-              <w:t>تحویل در سامانه آموزش</w:t>
-            </w:r>
-          </w:p>
-        </w:tc>
-        <w:tc>
-          <w:tcPr>
-            <w:tcW w:type="dxa" w:w="2340"/>
-            <w:vAlign w:val="center"/>
-            <w:tcMar>
-              <w:top w:w="100" w:type="dxa"/>
-              <w:start w:w="140" w:type="dxa"/>
-              <w:bottom w:w="100" w:type="dxa"/>
-              <w:end w:w="140" w:type="dxa"/>
-            </w:tcMar>
-          </w:tcPr>
-          <w:p>
-            <w:pPr>
-              <w:spacing w:before="0" w:after="0" w:line="276" w:lineRule="auto"/>
-              <w:jc w:val="right"/>
-              <w:bidi w:val="1"/>
-            </w:pPr>
-            <w:r>
-              <w:rPr>
-                <w:rFonts w:ascii="Arial" w:hAnsi="Arial" w:cs="Arial"/>
-                <w:b w:val="0"/>
-                <w:color w:val="15212B"/>
-                <w:sz w:val="19"/>
-                <w:rtl w:val="1"/>
-                <w:rtl w:val="1"/>
-              </w:rPr>
-              <w:t>بسته نهایی ZIP</w:t>
+              <w:t>API Docs، Architecture، Decision Log</w:t>
             </w:r>
           </w:p>
         </w:tc>
@@ -1621,7 +2598,251 @@
                 <w:rtl w:val="1"/>
                 <w:rtl w:val="1"/>
               </w:rPr>
-              <w:t>بارگذاری توسط مدیر پروژه</w:t>
+              <w:t>لینک Jira و GitHub به هر مورد افزوده شود</w:t>
+            </w:r>
+          </w:p>
+        </w:tc>
+      </w:tr>
+      <w:tr>
+        <w:tc>
+          <w:tcPr>
+            <w:tcW w:type="dxa" w:w="2340"/>
+            <w:vAlign w:val="center"/>
+            <w:tcMar>
+              <w:top w:w="100" w:type="dxa"/>
+              <w:start w:w="140" w:type="dxa"/>
+              <w:bottom w:w="100" w:type="dxa"/>
+              <w:end w:w="140" w:type="dxa"/>
+            </w:tcMar>
+          </w:tcPr>
+          <w:p>
+            <w:pPr>
+              <w:spacing w:before="0" w:after="0" w:line="276" w:lineRule="auto"/>
+              <w:jc w:val="right"/>
+              <w:bidi w:val="1"/>
+            </w:pPr>
+            <w:r>
+              <w:rPr>
+                <w:rFonts w:ascii="Arial" w:hAnsi="Arial" w:cs="Arial"/>
+                <w:b w:val="0"/>
+                <w:color w:val="15212B"/>
+                <w:sz w:val="19"/>
+                <w:rtl w:val="1"/>
+                <w:rtl w:val="1"/>
+              </w:rPr>
+              <w:t>Notion: صورت‌جلسه و دانش دوره</w:t>
+            </w:r>
+          </w:p>
+        </w:tc>
+        <w:tc>
+          <w:tcPr>
+            <w:tcW w:type="dxa" w:w="2340"/>
+            <w:vAlign w:val="center"/>
+            <w:tcMar>
+              <w:top w:w="100" w:type="dxa"/>
+              <w:start w:w="140" w:type="dxa"/>
+              <w:bottom w:w="100" w:type="dxa"/>
+              <w:end w:w="140" w:type="dxa"/>
+            </w:tcMar>
+          </w:tcPr>
+          <w:p>
+            <w:pPr>
+              <w:spacing w:before="0" w:after="0" w:line="276" w:lineRule="auto"/>
+              <w:jc w:val="right"/>
+              <w:bidi w:val="1"/>
+            </w:pPr>
+            <w:r>
+              <w:rPr>
+                <w:rFonts w:ascii="Arial" w:hAnsi="Arial" w:cs="Arial"/>
+                <w:b w:val="0"/>
+                <w:color w:val="15212B"/>
+                <w:sz w:val="19"/>
+                <w:rtl w:val="1"/>
+                <w:rtl w:val="1"/>
+              </w:rPr>
+              <w:t>Meeting/Sprint Notes و Lessons Learned</w:t>
+            </w:r>
+          </w:p>
+        </w:tc>
+        <w:tc>
+          <w:tcPr>
+            <w:tcW w:type="dxa" w:w="2340"/>
+            <w:vAlign w:val="center"/>
+            <w:tcMar>
+              <w:top w:w="100" w:type="dxa"/>
+              <w:start w:w="140" w:type="dxa"/>
+              <w:bottom w:w="100" w:type="dxa"/>
+              <w:end w:w="140" w:type="dxa"/>
+            </w:tcMar>
+          </w:tcPr>
+          <w:p>
+            <w:pPr>
+              <w:spacing w:before="0" w:after="0" w:line="276" w:lineRule="auto"/>
+              <w:jc w:val="right"/>
+              <w:bidi w:val="1"/>
+            </w:pPr>
+            <w:r>
+              <w:rPr>
+                <w:rFonts w:ascii="Arial" w:hAnsi="Arial" w:cs="Arial"/>
+                <w:b w:val="0"/>
+                <w:color w:val="15212B"/>
+                <w:sz w:val="19"/>
+                <w:rtl w:val="1"/>
+                <w:rtl w:val="1"/>
+              </w:rPr>
+              <w:t>بخشی بازسازی‌شده</w:t>
+            </w:r>
+          </w:p>
+        </w:tc>
+        <w:tc>
+          <w:tcPr>
+            <w:tcW w:type="dxa" w:w="2340"/>
+            <w:vAlign w:val="center"/>
+            <w:tcMar>
+              <w:top w:w="100" w:type="dxa"/>
+              <w:start w:w="140" w:type="dxa"/>
+              <w:bottom w:w="100" w:type="dxa"/>
+              <w:end w:w="140" w:type="dxa"/>
+            </w:tcMar>
+          </w:tcPr>
+          <w:p>
+            <w:pPr>
+              <w:spacing w:before="0" w:after="0" w:line="276" w:lineRule="auto"/>
+              <w:jc w:val="right"/>
+              <w:bidi w:val="1"/>
+            </w:pPr>
+            <w:r>
+              <w:rPr>
+                <w:rFonts w:ascii="Arial" w:hAnsi="Arial" w:cs="Arial"/>
+                <w:b w:val="0"/>
+                <w:color w:val="15212B"/>
+                <w:sz w:val="19"/>
+                <w:rtl w:val="1"/>
+                <w:rtl w:val="1"/>
+              </w:rPr>
+              <w:t>تاریخ فاقد شاهد با «نیاز به تکمیل» بماند</w:t>
+            </w:r>
+          </w:p>
+        </w:tc>
+      </w:tr>
+      <w:tr>
+        <w:tc>
+          <w:tcPr>
+            <w:tcW w:type="dxa" w:w="2340"/>
+            <w:vAlign w:val="center"/>
+            <w:tcMar>
+              <w:top w:w="100" w:type="dxa"/>
+              <w:start w:w="140" w:type="dxa"/>
+              <w:bottom w:w="100" w:type="dxa"/>
+              <w:end w:w="140" w:type="dxa"/>
+            </w:tcMar>
+          </w:tcPr>
+          <w:p>
+            <w:pPr>
+              <w:spacing w:before="0" w:after="0" w:line="276" w:lineRule="auto"/>
+              <w:jc w:val="right"/>
+              <w:bidi w:val="1"/>
+            </w:pPr>
+            <w:r>
+              <w:rPr>
+                <w:rFonts w:ascii="Arial" w:hAnsi="Arial" w:cs="Arial"/>
+                <w:b w:val="0"/>
+                <w:color w:val="15212B"/>
+                <w:sz w:val="19"/>
+                <w:rtl w:val="1"/>
+                <w:rtl w:val="1"/>
+              </w:rPr>
+              <w:t>اسکرین‌شات واقعی Jira/Notion</w:t>
+            </w:r>
+          </w:p>
+        </w:tc>
+        <w:tc>
+          <w:tcPr>
+            <w:tcW w:type="dxa" w:w="2340"/>
+            <w:vAlign w:val="center"/>
+            <w:tcMar>
+              <w:top w:w="100" w:type="dxa"/>
+              <w:start w:w="140" w:type="dxa"/>
+              <w:bottom w:w="100" w:type="dxa"/>
+              <w:end w:w="140" w:type="dxa"/>
+            </w:tcMar>
+          </w:tcPr>
+          <w:p>
+            <w:pPr>
+              <w:spacing w:before="0" w:after="0" w:line="276" w:lineRule="auto"/>
+              <w:jc w:val="right"/>
+              <w:bidi w:val="1"/>
+            </w:pPr>
+            <w:r>
+              <w:rPr>
+                <w:rFonts w:ascii="Arial" w:hAnsi="Arial" w:cs="Arial"/>
+                <w:b w:val="0"/>
+                <w:color w:val="15212B"/>
+                <w:sz w:val="19"/>
+                <w:rtl w:val="1"/>
+                <w:rtl w:val="1"/>
+              </w:rPr>
+              <w:t>هنوز در repository موجود نیست</w:t>
+            </w:r>
+          </w:p>
+        </w:tc>
+        <w:tc>
+          <w:tcPr>
+            <w:tcW w:type="dxa" w:w="2340"/>
+            <w:vAlign w:val="center"/>
+            <w:tcMar>
+              <w:top w:w="100" w:type="dxa"/>
+              <w:start w:w="140" w:type="dxa"/>
+              <w:bottom w:w="100" w:type="dxa"/>
+              <w:end w:w="140" w:type="dxa"/>
+            </w:tcMar>
+          </w:tcPr>
+          <w:p>
+            <w:pPr>
+              <w:spacing w:before="0" w:after="0" w:line="276" w:lineRule="auto"/>
+              <w:jc w:val="right"/>
+              <w:bidi w:val="1"/>
+            </w:pPr>
+            <w:r>
+              <w:rPr>
+                <w:rFonts w:ascii="Arial" w:hAnsi="Arial" w:cs="Arial"/>
+                <w:b w:val="0"/>
+                <w:color w:val="15212B"/>
+                <w:sz w:val="19"/>
+                <w:rtl w:val="1"/>
+                <w:rtl w:val="1"/>
+              </w:rPr>
+              <w:t>نیاز به تکمیل</w:t>
+            </w:r>
+          </w:p>
+        </w:tc>
+        <w:tc>
+          <w:tcPr>
+            <w:tcW w:type="dxa" w:w="2340"/>
+            <w:vAlign w:val="center"/>
+            <w:tcMar>
+              <w:top w:w="100" w:type="dxa"/>
+              <w:start w:w="140" w:type="dxa"/>
+              <w:bottom w:w="100" w:type="dxa"/>
+              <w:end w:w="140" w:type="dxa"/>
+            </w:tcMar>
+          </w:tcPr>
+          <w:p>
+            <w:pPr>
+              <w:spacing w:before="0" w:after="0" w:line="276" w:lineRule="auto"/>
+              <w:jc w:val="right"/>
+              <w:bidi w:val="1"/>
+            </w:pPr>
+            <w:r>
+              <w:rPr>
+                <w:rFonts w:ascii="Arial" w:hAnsi="Arial" w:cs="Arial"/>
+                <w:b w:val="0"/>
+                <w:color w:val="15212B"/>
+                <w:sz w:val="19"/>
+                <w:rtl w:val="1"/>
+                <w:rtl w:val="1"/>
+              </w:rPr>
+              <w:t>پس از ساخت واقعی تهیه و به بسته نهایی افزوده شود</w:t>
             </w:r>
           </w:p>
         </w:tc>
@@ -1647,7 +2868,481 @@
           <w:sz w:val="32"/>
           <w:rtl w:val="1"/>
         </w:rPr>
-        <w:t>دو مرز مهم</w:t>
+        <w:t>الزامات عمومی و تحویل</w:t>
+      </w:r>
+    </w:p>
+    <w:tbl>
+      <w:tblPr>
+        <w:tblW w:type="auto" w:w="0"/>
+        <w:jc w:val="center"/>
+        <w:tblLayout w:type="fixed"/>
+        <w:tblLook w:firstColumn="1" w:firstRow="1" w:lastColumn="0" w:lastRow="0" w:noHBand="0" w:noVBand="1" w:val="04A0"/>
+      </w:tblPr>
+      <w:tblGrid>
+        <w:gridCol w:w="4680"/>
+        <w:gridCol w:w="4680"/>
+      </w:tblGrid>
+      <w:tr>
+        <w:trPr>
+          <w:tblHeader/>
+        </w:trPr>
+        <w:tc>
+          <w:tcPr>
+            <w:tcW w:type="dxa" w:w="4680"/>
+            <w:vAlign w:val="center"/>
+            <w:tcMar>
+              <w:top w:w="100" w:type="dxa"/>
+              <w:start w:w="140" w:type="dxa"/>
+              <w:bottom w:w="100" w:type="dxa"/>
+              <w:end w:w="140" w:type="dxa"/>
+            </w:tcMar>
+            <w:shd w:fill="EAF4F3"/>
+          </w:tcPr>
+          <w:p>
+            <w:pPr>
+              <w:spacing w:before="0" w:after="0" w:line="276" w:lineRule="auto"/>
+              <w:jc w:val="right"/>
+              <w:bidi w:val="1"/>
+            </w:pPr>
+            <w:r>
+              <w:rPr>
+                <w:rFonts w:ascii="Arial" w:hAnsi="Arial" w:cs="Arial"/>
+                <w:b/>
+                <w:color w:val="064E5F"/>
+                <w:sz w:val="19"/>
+                <w:rtl w:val="1"/>
+                <w:rtl w:val="1"/>
+              </w:rPr>
+              <w:t>مورد</w:t>
+            </w:r>
+          </w:p>
+        </w:tc>
+        <w:tc>
+          <w:tcPr>
+            <w:tcW w:type="dxa" w:w="4680"/>
+            <w:vAlign w:val="center"/>
+            <w:tcMar>
+              <w:top w:w="100" w:type="dxa"/>
+              <w:start w:w="140" w:type="dxa"/>
+              <w:bottom w:w="100" w:type="dxa"/>
+              <w:end w:w="140" w:type="dxa"/>
+            </w:tcMar>
+            <w:shd w:fill="EAF4F3"/>
+          </w:tcPr>
+          <w:p>
+            <w:pPr>
+              <w:spacing w:before="0" w:after="0" w:line="276" w:lineRule="auto"/>
+              <w:jc w:val="right"/>
+              <w:bidi w:val="1"/>
+            </w:pPr>
+            <w:r>
+              <w:rPr>
+                <w:rFonts w:ascii="Arial" w:hAnsi="Arial" w:cs="Arial"/>
+                <w:b/>
+                <w:color w:val="064E5F"/>
+                <w:sz w:val="19"/>
+                <w:rtl w:val="1"/>
+                <w:rtl w:val="1"/>
+              </w:rPr>
+              <w:t>وضعیت</w:t>
+            </w:r>
+          </w:p>
+        </w:tc>
+      </w:tr>
+      <w:tr>
+        <w:tc>
+          <w:tcPr>
+            <w:tcW w:type="dxa" w:w="4680"/>
+            <w:vAlign w:val="center"/>
+            <w:tcMar>
+              <w:top w:w="100" w:type="dxa"/>
+              <w:start w:w="140" w:type="dxa"/>
+              <w:bottom w:w="100" w:type="dxa"/>
+              <w:end w:w="140" w:type="dxa"/>
+            </w:tcMar>
+          </w:tcPr>
+          <w:p>
+            <w:pPr>
+              <w:spacing w:before="0" w:after="0" w:line="276" w:lineRule="auto"/>
+              <w:jc w:val="right"/>
+              <w:bidi w:val="1"/>
+            </w:pPr>
+            <w:r>
+              <w:rPr>
+                <w:rFonts w:ascii="Arial" w:hAnsi="Arial" w:cs="Arial"/>
+                <w:b w:val="0"/>
+                <w:color w:val="15212B"/>
+                <w:sz w:val="19"/>
+                <w:rtl w:val="1"/>
+                <w:rtl w:val="1"/>
+              </w:rPr>
+              <w:t>گزارش Word راست‌چین</w:t>
+            </w:r>
+          </w:p>
+        </w:tc>
+        <w:tc>
+          <w:tcPr>
+            <w:tcW w:type="dxa" w:w="4680"/>
+            <w:vAlign w:val="center"/>
+            <w:tcMar>
+              <w:top w:w="100" w:type="dxa"/>
+              <w:start w:w="140" w:type="dxa"/>
+              <w:bottom w:w="100" w:type="dxa"/>
+              <w:end w:w="140" w:type="dxa"/>
+            </w:tcMar>
+          </w:tcPr>
+          <w:p>
+            <w:pPr>
+              <w:spacing w:before="0" w:after="0" w:line="276" w:lineRule="auto"/>
+              <w:jc w:val="right"/>
+              <w:bidi w:val="1"/>
+            </w:pPr>
+            <w:r>
+              <w:rPr>
+                <w:rFonts w:ascii="Arial" w:hAnsi="Arial" w:cs="Arial"/>
+                <w:b w:val="0"/>
+                <w:color w:val="15212B"/>
+                <w:sz w:val="19"/>
+                <w:rtl w:val="1"/>
+                <w:rtl w:val="1"/>
+              </w:rPr>
+              <w:t>آماده؛ نیازمند کنترل بصری آخر</w:t>
+            </w:r>
+          </w:p>
+        </w:tc>
+      </w:tr>
+      <w:tr>
+        <w:tc>
+          <w:tcPr>
+            <w:tcW w:type="dxa" w:w="4680"/>
+            <w:vAlign w:val="center"/>
+            <w:tcMar>
+              <w:top w:w="100" w:type="dxa"/>
+              <w:start w:w="140" w:type="dxa"/>
+              <w:bottom w:w="100" w:type="dxa"/>
+              <w:end w:w="140" w:type="dxa"/>
+            </w:tcMar>
+          </w:tcPr>
+          <w:p>
+            <w:pPr>
+              <w:spacing w:before="0" w:after="0" w:line="276" w:lineRule="auto"/>
+              <w:jc w:val="right"/>
+              <w:bidi w:val="1"/>
+            </w:pPr>
+            <w:r>
+              <w:rPr>
+                <w:rFonts w:ascii="Arial" w:hAnsi="Arial" w:cs="Arial"/>
+                <w:b w:val="0"/>
+                <w:color w:val="15212B"/>
+                <w:sz w:val="19"/>
+                <w:rtl w:val="1"/>
+                <w:rtl w:val="1"/>
+              </w:rPr>
+              <w:t>سناریوی ارائه ۱۰ دقیقه‌ای</w:t>
+            </w:r>
+          </w:p>
+        </w:tc>
+        <w:tc>
+          <w:tcPr>
+            <w:tcW w:type="dxa" w:w="4680"/>
+            <w:vAlign w:val="center"/>
+            <w:tcMar>
+              <w:top w:w="100" w:type="dxa"/>
+              <w:start w:w="140" w:type="dxa"/>
+              <w:bottom w:w="100" w:type="dxa"/>
+              <w:end w:w="140" w:type="dxa"/>
+            </w:tcMar>
+          </w:tcPr>
+          <w:p>
+            <w:pPr>
+              <w:spacing w:before="0" w:after="0" w:line="276" w:lineRule="auto"/>
+              <w:jc w:val="right"/>
+              <w:bidi w:val="1"/>
+            </w:pPr>
+            <w:r>
+              <w:rPr>
+                <w:rFonts w:ascii="Arial" w:hAnsi="Arial" w:cs="Arial"/>
+                <w:b w:val="0"/>
+                <w:color w:val="15212B"/>
+                <w:sz w:val="19"/>
+                <w:rtl w:val="1"/>
+                <w:rtl w:val="1"/>
+              </w:rPr>
+              <w:t>آماده ضبط</w:t>
+            </w:r>
+          </w:p>
+        </w:tc>
+      </w:tr>
+      <w:tr>
+        <w:tc>
+          <w:tcPr>
+            <w:tcW w:type="dxa" w:w="4680"/>
+            <w:vAlign w:val="center"/>
+            <w:tcMar>
+              <w:top w:w="100" w:type="dxa"/>
+              <w:start w:w="140" w:type="dxa"/>
+              <w:bottom w:w="100" w:type="dxa"/>
+              <w:end w:w="140" w:type="dxa"/>
+            </w:tcMar>
+          </w:tcPr>
+          <w:p>
+            <w:pPr>
+              <w:spacing w:before="0" w:after="0" w:line="276" w:lineRule="auto"/>
+              <w:jc w:val="right"/>
+              <w:bidi w:val="1"/>
+            </w:pPr>
+            <w:r>
+              <w:rPr>
+                <w:rFonts w:ascii="Arial" w:hAnsi="Arial" w:cs="Arial"/>
+                <w:b w:val="0"/>
+                <w:color w:val="15212B"/>
+                <w:sz w:val="19"/>
+                <w:rtl w:val="1"/>
+                <w:rtl w:val="1"/>
+              </w:rPr>
+              <w:t>پوستر</w:t>
+            </w:r>
+          </w:p>
+        </w:tc>
+        <w:tc>
+          <w:tcPr>
+            <w:tcW w:type="dxa" w:w="4680"/>
+            <w:vAlign w:val="center"/>
+            <w:tcMar>
+              <w:top w:w="100" w:type="dxa"/>
+              <w:start w:w="140" w:type="dxa"/>
+              <w:bottom w:w="100" w:type="dxa"/>
+              <w:end w:w="140" w:type="dxa"/>
+            </w:tcMar>
+          </w:tcPr>
+          <w:p>
+            <w:pPr>
+              <w:spacing w:before="0" w:after="0" w:line="276" w:lineRule="auto"/>
+              <w:jc w:val="right"/>
+              <w:bidi w:val="1"/>
+            </w:pPr>
+            <w:r>
+              <w:rPr>
+                <w:rFonts w:ascii="Arial" w:hAnsi="Arial" w:cs="Arial"/>
+                <w:b w:val="0"/>
+                <w:color w:val="15212B"/>
+                <w:sz w:val="19"/>
+                <w:rtl w:val="1"/>
+                <w:rtl w:val="1"/>
+              </w:rPr>
+              <w:t>محتوای پروژه آماده؛ فایل نهایی طراحی باید کنترل و بارگذاری شود</w:t>
+            </w:r>
+          </w:p>
+        </w:tc>
+      </w:tr>
+      <w:tr>
+        <w:tc>
+          <w:tcPr>
+            <w:tcW w:type="dxa" w:w="4680"/>
+            <w:vAlign w:val="center"/>
+            <w:tcMar>
+              <w:top w:w="100" w:type="dxa"/>
+              <w:start w:w="140" w:type="dxa"/>
+              <w:bottom w:w="100" w:type="dxa"/>
+              <w:end w:w="140" w:type="dxa"/>
+            </w:tcMar>
+          </w:tcPr>
+          <w:p>
+            <w:pPr>
+              <w:spacing w:before="0" w:after="0" w:line="276" w:lineRule="auto"/>
+              <w:jc w:val="right"/>
+              <w:bidi w:val="1"/>
+            </w:pPr>
+            <w:r>
+              <w:rPr>
+                <w:rFonts w:ascii="Arial" w:hAnsi="Arial" w:cs="Arial"/>
+                <w:b w:val="0"/>
+                <w:color w:val="15212B"/>
+                <w:sz w:val="19"/>
+                <w:rtl w:val="1"/>
+                <w:rtl w:val="1"/>
+              </w:rPr>
+              <w:t>لینک عمومی محصول و QR</w:t>
+            </w:r>
+          </w:p>
+        </w:tc>
+        <w:tc>
+          <w:tcPr>
+            <w:tcW w:type="dxa" w:w="4680"/>
+            <w:vAlign w:val="center"/>
+            <w:tcMar>
+              <w:top w:w="100" w:type="dxa"/>
+              <w:start w:w="140" w:type="dxa"/>
+              <w:bottom w:w="100" w:type="dxa"/>
+              <w:end w:w="140" w:type="dxa"/>
+            </w:tcMar>
+          </w:tcPr>
+          <w:p>
+            <w:pPr>
+              <w:spacing w:before="0" w:after="0" w:line="276" w:lineRule="auto"/>
+              <w:jc w:val="right"/>
+              <w:bidi w:val="1"/>
+            </w:pPr>
+            <w:r>
+              <w:rPr>
+                <w:rFonts w:ascii="Arial" w:hAnsi="Arial" w:cs="Arial"/>
+                <w:b w:val="0"/>
+                <w:color w:val="15212B"/>
+                <w:sz w:val="19"/>
+                <w:rtl w:val="1"/>
+                <w:rtl w:val="1"/>
+              </w:rPr>
+              <w:t>فعال؛ باید پیش از تحویل دوباره تست شود</w:t>
+            </w:r>
+          </w:p>
+        </w:tc>
+      </w:tr>
+      <w:tr>
+        <w:tc>
+          <w:tcPr>
+            <w:tcW w:type="dxa" w:w="4680"/>
+            <w:vAlign w:val="center"/>
+            <w:tcMar>
+              <w:top w:w="100" w:type="dxa"/>
+              <w:start w:w="140" w:type="dxa"/>
+              <w:bottom w:w="100" w:type="dxa"/>
+              <w:end w:w="140" w:type="dxa"/>
+            </w:tcMar>
+          </w:tcPr>
+          <w:p>
+            <w:pPr>
+              <w:spacing w:before="0" w:after="0" w:line="276" w:lineRule="auto"/>
+              <w:jc w:val="right"/>
+              <w:bidi w:val="1"/>
+            </w:pPr>
+            <w:r>
+              <w:rPr>
+                <w:rFonts w:ascii="Arial" w:hAnsi="Arial" w:cs="Arial"/>
+                <w:b w:val="0"/>
+                <w:color w:val="15212B"/>
+                <w:sz w:val="19"/>
+                <w:rtl w:val="1"/>
+                <w:rtl w:val="1"/>
+              </w:rPr>
+              <w:t>دسترسی مستقیم استاد به پلتفرم‌ها</w:t>
+            </w:r>
+          </w:p>
+        </w:tc>
+        <w:tc>
+          <w:tcPr>
+            <w:tcW w:type="dxa" w:w="4680"/>
+            <w:vAlign w:val="center"/>
+            <w:tcMar>
+              <w:top w:w="100" w:type="dxa"/>
+              <w:start w:w="140" w:type="dxa"/>
+              <w:bottom w:w="100" w:type="dxa"/>
+              <w:end w:w="140" w:type="dxa"/>
+            </w:tcMar>
+          </w:tcPr>
+          <w:p>
+            <w:pPr>
+              <w:spacing w:before="0" w:after="0" w:line="276" w:lineRule="auto"/>
+              <w:jc w:val="right"/>
+              <w:bidi w:val="1"/>
+            </w:pPr>
+            <w:r>
+              <w:rPr>
+                <w:rFonts w:ascii="Arial" w:hAnsi="Arial" w:cs="Arial"/>
+                <w:b w:val="0"/>
+                <w:color w:val="15212B"/>
+                <w:sz w:val="19"/>
+                <w:rtl w:val="1"/>
+                <w:rtl w:val="1"/>
+              </w:rPr>
+              <w:t>تا ثبت دعوت و آزمون مجوز، تکمیل‌شده محسوب نمی‌شود</w:t>
+            </w:r>
+          </w:p>
+        </w:tc>
+      </w:tr>
+      <w:tr>
+        <w:tc>
+          <w:tcPr>
+            <w:tcW w:type="dxa" w:w="4680"/>
+            <w:vAlign w:val="center"/>
+            <w:tcMar>
+              <w:top w:w="100" w:type="dxa"/>
+              <w:start w:w="140" w:type="dxa"/>
+              <w:bottom w:w="100" w:type="dxa"/>
+              <w:end w:w="140" w:type="dxa"/>
+            </w:tcMar>
+          </w:tcPr>
+          <w:p>
+            <w:pPr>
+              <w:spacing w:before="0" w:after="0" w:line="276" w:lineRule="auto"/>
+              <w:jc w:val="right"/>
+              <w:bidi w:val="1"/>
+            </w:pPr>
+            <w:r>
+              <w:rPr>
+                <w:rFonts w:ascii="Arial" w:hAnsi="Arial" w:cs="Arial"/>
+                <w:b w:val="0"/>
+                <w:color w:val="15212B"/>
+                <w:sz w:val="19"/>
+                <w:rtl w:val="1"/>
+                <w:rtl w:val="1"/>
+              </w:rPr>
+              <w:t>ZIP نهایی</w:t>
+            </w:r>
+          </w:p>
+        </w:tc>
+        <w:tc>
+          <w:tcPr>
+            <w:tcW w:type="dxa" w:w="4680"/>
+            <w:vAlign w:val="center"/>
+            <w:tcMar>
+              <w:top w:w="100" w:type="dxa"/>
+              <w:start w:w="140" w:type="dxa"/>
+              <w:bottom w:w="100" w:type="dxa"/>
+              <w:end w:w="140" w:type="dxa"/>
+            </w:tcMar>
+          </w:tcPr>
+          <w:p>
+            <w:pPr>
+              <w:spacing w:before="0" w:after="0" w:line="276" w:lineRule="auto"/>
+              <w:jc w:val="right"/>
+              <w:bidi w:val="1"/>
+            </w:pPr>
+            <w:r>
+              <w:rPr>
+                <w:rFonts w:ascii="Arial" w:hAnsi="Arial" w:cs="Arial"/>
+                <w:b w:val="0"/>
+                <w:color w:val="15212B"/>
+                <w:sz w:val="19"/>
+                <w:rtl w:val="1"/>
+                <w:rtl w:val="1"/>
+              </w:rPr>
+              <w:t>فقط پس از افزودن شواهد واقعی Jira/Notion ساخته شود</w:t>
+            </w:r>
+          </w:p>
+        </w:tc>
+      </w:tr>
+    </w:tbl>
+    <w:p>
+      <w:pPr>
+        <w:spacing w:after="40"/>
+      </w:pPr>
+    </w:p>
+    <w:p>
+      <w:pPr>
+        <w:spacing w:before="320" w:after="160"/>
+        <w:jc w:val="right"/>
+        <w:keepNext/>
+        <w:bidi w:val="1"/>
+      </w:pPr>
+      <w:r>
+        <w:rPr>
+          <w:rFonts w:ascii="Arial" w:hAnsi="Arial" w:cs="Arial"/>
+          <w:b/>
+          <w:color w:val="064E5F"/>
+          <w:sz w:val="32"/>
+          <w:rtl w:val="1"/>
+        </w:rPr>
+        <w:t>مرزهای ادعا</w:t>
       </w:r>
     </w:p>
     <w:p>
@@ -1666,7 +3361,7 @@
           <w:rtl w:val="1"/>
           <w:rtl w:val="1"/>
         </w:rPr>
-        <w:t>بازخورد پرستاران، ارزیابی کاربردپذیری است و جای اعتبارسنجی بالینی را نمی‌گیرد.</w:t>
+        <w:t>۹ بازخورد پرستاران، شاهد کاربردپذیری است و اعتبارسنجی بالینی نیست.</w:t>
       </w:r>
     </w:p>
     <w:p>
@@ -1685,7 +3380,45 @@
           <w:rtl w:val="1"/>
           <w:rtl w:val="1"/>
         </w:rPr>
-        <w:t>درخواست ملاقات با دو مرکز درمانی به معنی همکاری رسمی نیست و تا پاسخ نهایی در وضعیت پیگیری باقی می‌ماند.</w:t>
+        <w:t>درخواست ملاقات با بیمارستان پیامبران و سلامت فردای تهران، همکاری رسمی محسوب نمی‌شود.</w:t>
+      </w:r>
+    </w:p>
+    <w:p>
+      <w:pPr>
+        <w:pStyle w:val="ListNumber"/>
+        <w:spacing w:before="0" w:after="80" w:line="300" w:lineRule="auto"/>
+        <w:jc w:val="right"/>
+        <w:bidi w:val="1"/>
+      </w:pPr>
+      <w:r>
+        <w:rPr>
+          <w:rFonts w:ascii="Arial" w:hAnsi="Arial" w:cs="Arial"/>
+          <w:b w:val="0"/>
+          <w:color w:val="15212B"/>
+          <w:sz w:val="22"/>
+          <w:rtl w:val="1"/>
+          <w:rtl w:val="1"/>
+        </w:rPr>
+        <w:t>تاریخچه منتقل‌شده به Jira/Notion باید از تاریخچه واقعی پلتفرم تفکیک و به شواهد Git متصل شود.</w:t>
+      </w:r>
+    </w:p>
+    <w:p>
+      <w:pPr>
+        <w:pStyle w:val="ListNumber"/>
+        <w:spacing w:before="0" w:after="80" w:line="300" w:lineRule="auto"/>
+        <w:jc w:val="right"/>
+        <w:bidi w:val="1"/>
+      </w:pPr>
+      <w:r>
+        <w:rPr>
+          <w:rFonts w:ascii="Arial" w:hAnsi="Arial" w:cs="Arial"/>
+          <w:b w:val="0"/>
+          <w:color w:val="15212B"/>
+          <w:sz w:val="22"/>
+          <w:rtl w:val="1"/>
+          <w:rtl w:val="1"/>
+        </w:rPr>
+        <w:t>داده ۷۸‌تایی synthetic فقط برای آزمون فرایند بوده و نباید به‌عنوان نظر واقعی گزارش شود.</w:t>
       </w:r>
     </w:p>
     <w:sectPr>
@@ -1740,7 +3473,7 @@
         <w:sz w:val="18"/>
         <w:rtl w:val="1"/>
       </w:rPr>
-      <w:t>امدادیار | انطباق با اعلان نهایی</w:t>
+      <w:t>امداد یار | ماتریس انطباق تحویل نهایی</w:t>
     </w:r>
   </w:p>
 </w:hdr>

--- a/docs/deliverables/ITPM_Final_Announcement_Compliance_Matrix.docx
+++ b/docs/deliverables/ITPM_Final_Announcement_Compliance_Matrix.docx
@@ -2044,13 +2044,10 @@
             <w:r>
               <w:rPr>
                 <w:rFonts w:ascii="Arial" w:hAnsi="Arial" w:cs="Arial"/>
-                <w:b w:val="0"/>
-                <w:color w:val="15212B"/>
-                <w:sz w:val="19"/>
-                <w:rtl w:val="1"/>
-                <w:rtl w:val="1"/>
+                <w:sz w:val="18"/>
+                <w:rtl/>
               </w:rPr>
-              <w:t>۹ Epic، ۴۸ Story/Task، Sprint و DoD</w:t>
+              <w:t>۹ Epic، ۵۱ Story/Task، Workflow، Owner، Sprint و DoD</w:t>
             </w:r>
           </w:p>
         </w:tc>
@@ -2074,13 +2071,10 @@
             <w:r>
               <w:rPr>
                 <w:rFonts w:ascii="Arial" w:hAnsi="Arial" w:cs="Arial"/>
-                <w:b w:val="0"/>
-                <w:color w:val="15212B"/>
-                <w:sz w:val="19"/>
-                <w:rtl w:val="1"/>
-                <w:rtl w:val="1"/>
+                <w:sz w:val="18"/>
+                <w:rtl/>
               </w:rPr>
-              <w:t>آماده ورود</w:t>
+              <w:t>اجراشده و ممیزی‌شده</w:t>
             </w:r>
           </w:p>
         </w:tc>
@@ -2104,13 +2098,10 @@
             <w:r>
               <w:rPr>
                 <w:rFonts w:ascii="Arial" w:hAnsi="Arial" w:cs="Arial"/>
-                <w:b w:val="0"/>
-                <w:color w:val="15212B"/>
-                <w:sz w:val="19"/>
-                <w:rtl w:val="1"/>
-                <w:rtl w:val="1"/>
+                <w:sz w:val="18"/>
+                <w:rtl/>
               </w:rPr>
-              <w:t>import، تخصیص حساب واقعی و ثبت لینک board</w:t>
+              <w:t>دعوت حساب واقعی محدثه و محمدرضا برای Assignee شخصی</w:t>
             </w:r>
           </w:p>
         </w:tc>
@@ -2196,13 +2187,10 @@
             <w:r>
               <w:rPr>
                 <w:rFonts w:ascii="Arial" w:hAnsi="Arial" w:cs="Arial"/>
-                <w:b w:val="0"/>
-                <w:color w:val="15212B"/>
-                <w:sz w:val="19"/>
-                <w:rtl w:val="1"/>
-                <w:rtl w:val="1"/>
+                <w:sz w:val="18"/>
+                <w:rtl/>
               </w:rPr>
-              <w:t>آماده انتقال صادقانه</w:t>
+              <w:t>ساختار و برآورد ثبت شده</w:t>
             </w:r>
           </w:p>
         </w:tc>
@@ -2226,13 +2214,10 @@
             <w:r>
               <w:rPr>
                 <w:rFonts w:ascii="Arial" w:hAnsi="Arial" w:cs="Arial"/>
-                <w:b w:val="0"/>
-                <w:color w:val="15212B"/>
-                <w:sz w:val="19"/>
-                <w:rtl w:val="1"/>
-                <w:rtl w:val="1"/>
+                <w:sz w:val="18"/>
+                <w:rtl/>
               </w:rPr>
-              <w:t>ثبت با توضیح «بازسازی بر اساس شواهد»، نه تاریخچه ساختگی</w:t>
+              <w:t>Worklog شخصی هر عضو پس از دعوت حساب واقعی تکمیل شود</w:t>
             </w:r>
           </w:p>
         </w:tc>
@@ -2410,13 +2395,10 @@
             <w:r>
               <w:rPr>
                 <w:rFonts w:ascii="Arial" w:hAnsi="Arial" w:cs="Arial"/>
-                <w:b w:val="0"/>
-                <w:color w:val="15212B"/>
-                <w:sz w:val="19"/>
-                <w:rtl w:val="1"/>
-                <w:rtl w:val="1"/>
+                <w:sz w:val="18"/>
+                <w:rtl/>
               </w:rPr>
-              <w:t>صفحه اصلی و فایل‌های قابل import</w:t>
+              <w:t>۸ صفحه محتوایی، ۵ دیتابیس و ۷۵ رکورد</w:t>
             </w:r>
           </w:p>
         </w:tc>
@@ -2440,13 +2422,10 @@
             <w:r>
               <w:rPr>
                 <w:rFonts w:ascii="Arial" w:hAnsi="Arial" w:cs="Arial"/>
-                <w:b w:val="0"/>
-                <w:color w:val="15212B"/>
-                <w:sz w:val="19"/>
-                <w:rtl w:val="1"/>
-                <w:rtl w:val="1"/>
+                <w:sz w:val="18"/>
+                <w:rtl/>
               </w:rPr>
-              <w:t>آماده ورود</w:t>
+              <w:t>اجراشده و بازخوانی‌شده</w:t>
             </w:r>
           </w:p>
         </w:tc>
@@ -2470,13 +2449,10 @@
             <w:r>
               <w:rPr>
                 <w:rFonts w:ascii="Arial" w:hAnsi="Arial" w:cs="Arial"/>
-                <w:b w:val="0"/>
-                <w:color w:val="15212B"/>
-                <w:sz w:val="19"/>
-                <w:rtl w:val="1"/>
-                <w:rtl w:val="1"/>
+                <w:sz w:val="18"/>
+                <w:rtl/>
               </w:rPr>
-              <w:t>import و ایجاد Relation/View</w:t>
+              <w:t>ثبت تصاویر احراز هویت‌شده و آزمون دسترسی مهمان</w:t>
             </w:r>
           </w:p>
         </w:tc>
@@ -2532,13 +2508,10 @@
             <w:r>
               <w:rPr>
                 <w:rFonts w:ascii="Arial" w:hAnsi="Arial" w:cs="Arial"/>
-                <w:b w:val="0"/>
-                <w:color w:val="15212B"/>
-                <w:sz w:val="19"/>
-                <w:rtl w:val="1"/>
-                <w:rtl w:val="1"/>
+                <w:sz w:val="18"/>
+                <w:rtl/>
               </w:rPr>
-              <w:t>API Docs، Architecture، Decision Log</w:t>
+              <w:t>API Docs، Architecture، Decision Log و Evidence</w:t>
             </w:r>
           </w:p>
         </w:tc>
@@ -2562,13 +2535,10 @@
             <w:r>
               <w:rPr>
                 <w:rFonts w:ascii="Arial" w:hAnsi="Arial" w:cs="Arial"/>
-                <w:b w:val="0"/>
-                <w:color w:val="15212B"/>
-                <w:sz w:val="19"/>
-                <w:rtl w:val="1"/>
-                <w:rtl w:val="1"/>
+                <w:sz w:val="18"/>
+                <w:rtl/>
               </w:rPr>
-              <w:t>آماده</w:t>
+              <w:t>اجراشده</w:t>
             </w:r>
           </w:p>
         </w:tc>
@@ -2592,13 +2562,10 @@
             <w:r>
               <w:rPr>
                 <w:rFonts w:ascii="Arial" w:hAnsi="Arial" w:cs="Arial"/>
-                <w:b w:val="0"/>
-                <w:color w:val="15212B"/>
-                <w:sz w:val="19"/>
-                <w:rtl w:val="1"/>
-                <w:rtl w:val="1"/>
+                <w:sz w:val="18"/>
+                <w:rtl/>
               </w:rPr>
-              <w:t>لینک Jira و GitHub به هر مورد افزوده شود</w:t>
+              <w:t>لینک commit نهایی پس از انتشار main به‌روزرسانی شود</w:t>
             </w:r>
           </w:p>
         </w:tc>
@@ -2684,13 +2651,10 @@
             <w:r>
               <w:rPr>
                 <w:rFonts w:ascii="Arial" w:hAnsi="Arial" w:cs="Arial"/>
-                <w:b w:val="0"/>
-                <w:color w:val="15212B"/>
-                <w:sz w:val="19"/>
-                <w:rtl w:val="1"/>
-                <w:rtl w:val="1"/>
+                <w:sz w:val="18"/>
+                <w:rtl/>
               </w:rPr>
-              <w:t>بخشی بازسازی‌شده</w:t>
+              <w:t>اجراشده با تاریخ‌های مرجع</w:t>
             </w:r>
           </w:p>
         </w:tc>
@@ -2714,13 +2678,10 @@
             <w:r>
               <w:rPr>
                 <w:rFonts w:ascii="Arial" w:hAnsi="Arial" w:cs="Arial"/>
-                <w:b w:val="0"/>
-                <w:color w:val="15212B"/>
-                <w:sz w:val="19"/>
-                <w:rtl w:val="1"/>
-                <w:rtl w:val="1"/>
+                <w:sz w:val="18"/>
+                <w:rtl/>
               </w:rPr>
-              <w:t>تاریخ فاقد شاهد با «نیاز به تکمیل» بماند</w:t>
+              <w:t>حضور فاقد شاهد همچنان قطعی گزارش نشود</w:t>
             </w:r>
           </w:p>
         </w:tc>
@@ -3000,13 +2961,10 @@
             <w:r>
               <w:rPr>
                 <w:rFonts w:ascii="Arial" w:hAnsi="Arial" w:cs="Arial"/>
-                <w:b w:val="0"/>
-                <w:color w:val="15212B"/>
-                <w:sz w:val="19"/>
-                <w:rtl w:val="1"/>
-                <w:rtl w:val="1"/>
+                <w:sz w:val="18"/>
+                <w:rtl/>
               </w:rPr>
-              <w:t>آماده؛ نیازمند کنترل بصری آخر</w:t>
+              <w:t>به‌روزرسانی‌شده و کنترل ساختاری شده؛ رندر LibreOffice در این محیط در دسترس نبود</w:t>
             </w:r>
           </w:p>
         </w:tc>
@@ -3310,13 +3268,10 @@
             <w:r>
               <w:rPr>
                 <w:rFonts w:ascii="Arial" w:hAnsi="Arial" w:cs="Arial"/>
-                <w:b w:val="0"/>
-                <w:color w:val="15212B"/>
-                <w:sz w:val="19"/>
-                <w:rtl w:val="1"/>
-                <w:rtl w:val="1"/>
+                <w:sz w:val="18"/>
+                <w:rtl/>
               </w:rPr>
-              <w:t>فقط پس از افزودن شواهد واقعی Jira/Notion ساخته شود</w:t>
+              <w:t>بسته هسته آماده است؛ نسخه دارای شواهد پلتفرم پس از افزودن ۱۱ تصویر احراز هویت‌شده بازبسته‌بندی می‌شود</w:t>
             </w:r>
           </w:p>
         </w:tc>

--- a/docs/deliverables/ITPM_Final_Announcement_Compliance_Matrix.docx
+++ b/docs/deliverables/ITPM_Final_Announcement_Compliance_Matrix.docx
@@ -2565,7 +2565,7 @@
                 <w:sz w:val="18"/>
                 <w:rtl/>
               </w:rPr>
-              <w:t>لینک commit نهایی پس از انتشار main به‌روزرسانی شود</w:t>
+              <w:t>لینک کامیت نهایی a8fb828 در Home و شواهد Jira ثبت شد</w:t>
             </w:r>
           </w:p>
         </w:tc>
